--- a/doc/詞/宋朝/蘇東坡/蘇軾-水調歌頭.docx
+++ b/doc/詞/宋朝/蘇東坡/蘇軾-水調歌頭.docx
@@ -1,6 +1,6 @@
 
 <file path=word/document.xml><?xml version="1.0" encoding="utf-8"?>
-<w:document xmlns:wpc="http://schemas.microsoft.com/office/word/2010/wordprocessingCanvas" xmlns:cx="http://schemas.microsoft.com/office/drawing/2014/chartex" xmlns:cx1="http://schemas.microsoft.com/office/drawing/2015/9/8/chartex" xmlns:cx2="http://schemas.microsoft.com/office/drawing/2015/10/21/chartex" xmlns:cx3="http://schemas.microsoft.com/office/drawing/2016/5/9/chartex" xmlns:cx4="http://schemas.microsoft.com/office/drawing/2016/5/10/chartex" xmlns:cx5="http://schemas.microsoft.com/office/drawing/2016/5/11/chartex" xmlns:cx6="http://schemas.microsoft.com/office/drawing/2016/5/12/chartex" xmlns:cx7="http://schemas.microsoft.com/office/drawing/2016/5/13/chartex" xmlns:cx8="http://schemas.microsoft.com/office/drawing/2016/5/14/chartex" xmlns:mc="http://schemas.openxmlformats.org/markup-compatibility/2006" xmlns:aink="http://schemas.microsoft.com/office/drawing/2016/ink" xmlns:am3d="http://schemas.microsoft.com/office/drawing/2017/model3d" xmlns:o="urn:schemas-microsoft-com:office:office" xmlns:oel="http://schemas.microsoft.com/office/2019/extlst" xmlns:r="http://schemas.openxmlformats.org/officeDocument/2006/relationships" xmlns:m="http://schemas.openxmlformats.org/officeDocument/2006/math" xmlns:v="urn:schemas-microsoft-com:vml" xmlns:wp14="http://schemas.microsoft.com/office/word/2010/wordprocessingDrawing" xmlns:wp="http://schemas.openxmlformats.org/drawingml/2006/wordprocessingDrawing" xmlns:w10="urn:schemas-microsoft-com:office:word" xmlns:w="http://schemas.openxmlformats.org/wordprocessingml/2006/main" xmlns:w14="http://schemas.microsoft.com/office/word/2010/wordml" xmlns:w15="http://schemas.microsoft.com/office/word/2012/wordml" xmlns:w16cex="http://schemas.microsoft.com/office/word/2018/wordml/cex" xmlns:w16cid="http://schemas.microsoft.com/office/word/2016/wordml/cid" xmlns:w16="http://schemas.microsoft.com/office/word/2018/wordml" xmlns:w16du="http://schemas.microsoft.com/office/word/2023/wordml/word16du" xmlns:w16sdtdh="http://schemas.microsoft.com/office/word/2020/wordml/sdtdatahash" xmlns:w16se="http://schemas.microsoft.com/office/word/2015/wordml/symex" xmlns:wpg="http://schemas.microsoft.com/office/word/2010/wordprocessingGroup" xmlns:wpi="http://schemas.microsoft.com/office/word/2010/wordprocessingInk" xmlns:wne="http://schemas.microsoft.com/office/word/2006/wordml" xmlns:wps="http://schemas.microsoft.com/office/word/2010/wordprocessingShape" mc:Ignorable="w14 w15 w16se w16cid w16 w16cex w16sdtdh wp14">
+<w:document xmlns:wpc="http://schemas.microsoft.com/office/word/2010/wordprocessingCanvas" xmlns:cx="http://schemas.microsoft.com/office/drawing/2014/chartex" xmlns:cx1="http://schemas.microsoft.com/office/drawing/2015/9/8/chartex" xmlns:cx2="http://schemas.microsoft.com/office/drawing/2015/10/21/chartex" xmlns:cx3="http://schemas.microsoft.com/office/drawing/2016/5/9/chartex" xmlns:cx4="http://schemas.microsoft.com/office/drawing/2016/5/10/chartex" xmlns:cx5="http://schemas.microsoft.com/office/drawing/2016/5/11/chartex" xmlns:cx6="http://schemas.microsoft.com/office/drawing/2016/5/12/chartex" xmlns:cx7="http://schemas.microsoft.com/office/drawing/2016/5/13/chartex" xmlns:cx8="http://schemas.microsoft.com/office/drawing/2016/5/14/chartex" xmlns:mc="http://schemas.openxmlformats.org/markup-compatibility/2006" xmlns:aink="http://schemas.microsoft.com/office/drawing/2016/ink" xmlns:am3d="http://schemas.microsoft.com/office/drawing/2017/model3d" xmlns:o="urn:schemas-microsoft-com:office:office" xmlns:r="http://schemas.openxmlformats.org/officeDocument/2006/relationships" xmlns:m="http://schemas.openxmlformats.org/officeDocument/2006/math" xmlns:v="urn:schemas-microsoft-com:vml" xmlns:wp14="http://schemas.microsoft.com/office/word/2010/wordprocessingDrawing" xmlns:wp="http://schemas.openxmlformats.org/drawingml/2006/wordprocessingDrawing" xmlns:w10="urn:schemas-microsoft-com:office:word" xmlns:w="http://schemas.openxmlformats.org/wordprocessingml/2006/main" xmlns:w14="http://schemas.microsoft.com/office/word/2010/wordml" xmlns:w15="http://schemas.microsoft.com/office/word/2012/wordml" xmlns:w16cex="http://schemas.microsoft.com/office/word/2018/wordml/cex" xmlns:w16cid="http://schemas.microsoft.com/office/word/2016/wordml/cid" xmlns:w16="http://schemas.microsoft.com/office/word/2018/wordml" xmlns:w16sdtdh="http://schemas.microsoft.com/office/word/2020/wordml/sdtdatahash" xmlns:w16se="http://schemas.microsoft.com/office/word/2015/wordml/symex" xmlns:wpg="http://schemas.microsoft.com/office/word/2010/wordprocessingGroup" xmlns:wpi="http://schemas.microsoft.com/office/word/2010/wordprocessingInk" xmlns:wne="http://schemas.microsoft.com/office/word/2006/wordml" xmlns:wps="http://schemas.microsoft.com/office/word/2010/wordprocessingShape" mc:Ignorable="w14 w15 w16se w16cid w16 w16cex w16sdtdh wp14">
   <w:body>
     <w:p>
       <w:pPr>
@@ -61,7 +61,7 @@
           <w:sz w:val="52"/>
           <w:szCs w:val="52"/>
         </w:rPr>
-        <w:t xml:space="preserve">         </w:t>
+        <w:t xml:space="preserve">      </w:t>
       </w:r>
       <w:r>
         <w:rPr>
@@ -316,35 +316,37 @@
         <w:spacing w:after="0" w:line="440" w:lineRule="exact"/>
         <w:ind w:left="0" w:right="0" w:firstLine="0"/>
         <w:rPr>
-          <w:szCs w:val="28"/>
-        </w:rPr>
-      </w:pPr>
-      <w:r>
-        <w:rPr>
-          <w:rFonts w:hint="eastAsia"/>
-          <w:szCs w:val="28"/>
-        </w:rPr>
-        <w:t>丙辰年的中秋節，高興地喝酒直到第二天早晨，喝到大醉，寫了這首詞，同時思念弟弟</w:t>
-      </w:r>
-      <w:r>
-        <w:rPr>
-          <w:rFonts w:hint="eastAsia"/>
-          <w:szCs w:val="28"/>
+          <w:sz w:val="24"/>
+          <w:szCs w:val="24"/>
+        </w:rPr>
+      </w:pPr>
+      <w:r>
+        <w:rPr>
+          <w:rFonts w:hint="eastAsia"/>
+          <w:sz w:val="24"/>
+          <w:szCs w:val="24"/>
+        </w:rPr>
+        <w:t>丙辰年的中秋節，（我和親友）盡情飲酒直到天亮，喝得大醉，於是寫了這首詞，同時也用來思念我的弟弟</w:t>
+      </w:r>
+      <w:r>
+        <w:rPr>
+          <w:rFonts w:hint="eastAsia"/>
+          <w:sz w:val="24"/>
+          <w:szCs w:val="24"/>
           <w:u w:val="single"/>
         </w:rPr>
         <w:t>蘇轍</w:t>
       </w:r>
       <w:r>
         <w:rPr>
-          <w:rFonts w:hint="eastAsia"/>
-          <w:szCs w:val="28"/>
+          <w:sz w:val="24"/>
+          <w:szCs w:val="24"/>
         </w:rPr>
         <w:t>(</w:t>
       </w:r>
       <w:proofErr w:type="gramStart"/>
       <w:r>
         <w:rPr>
-          <w:rFonts w:hint="eastAsia"/>
           <w:color w:val="FF0000"/>
           <w:sz w:val="16"/>
           <w:szCs w:val="16"/>
@@ -354,33 +356,35 @@
       <w:proofErr w:type="gramEnd"/>
       <w:r>
         <w:rPr>
-          <w:rFonts w:hint="eastAsia"/>
-          <w:szCs w:val="28"/>
+          <w:sz w:val="24"/>
+          <w:szCs w:val="24"/>
         </w:rPr>
         <w:t>)</w:t>
       </w:r>
       <w:r>
         <w:rPr>
           <w:rFonts w:hint="eastAsia"/>
-          <w:szCs w:val="28"/>
-        </w:rPr>
-        <w:t>。</w:t>
+          <w:sz w:val="24"/>
+          <w:szCs w:val="24"/>
+        </w:rPr>
+        <w:t>（字子由）。</w:t>
       </w:r>
     </w:p>
     <w:p>
       <w:pPr>
         <w:spacing w:after="0" w:line="440" w:lineRule="exact"/>
         <w:ind w:left="0" w:right="0" w:firstLine="0"/>
-        <w:rPr>
-          <w:szCs w:val="28"/>
-        </w:rPr>
-      </w:pPr>
-      <w:r>
-        <w:rPr>
-          <w:rFonts w:hint="eastAsia"/>
-          <w:szCs w:val="28"/>
-        </w:rPr>
-        <w:t>明月從什麼時候才開始出現的？我端起</w:t>
+        <w:jc w:val="both"/>
+        <w:rPr>
+          <w:szCs w:val="28"/>
+        </w:rPr>
+      </w:pPr>
+      <w:r>
+        <w:rPr>
+          <w:rFonts w:hint="eastAsia"/>
+          <w:szCs w:val="28"/>
+        </w:rPr>
+        <w:t>明月從什麼時候開始出現的呢？我端起</w:t>
       </w:r>
       <w:proofErr w:type="gramStart"/>
       <w:r>
@@ -388,7 +392,7 @@
           <w:rFonts w:hint="eastAsia"/>
           <w:szCs w:val="28"/>
         </w:rPr>
-        <w:t>酒杯遙問蒼天</w:t>
+        <w:t>酒杯仰問青天</w:t>
       </w:r>
       <w:proofErr w:type="gramEnd"/>
       <w:r>
@@ -396,40 +400,15 @@
           <w:rFonts w:hint="eastAsia"/>
           <w:szCs w:val="28"/>
         </w:rPr>
-        <w:t>。不知道在天上的宮殿，</w:t>
-      </w:r>
-      <w:r>
-        <w:rPr>
-          <w:rFonts w:hint="eastAsia"/>
-          <w:szCs w:val="28"/>
-        </w:rPr>
-        <w:t>此時是</w:t>
-      </w:r>
-      <w:r>
-        <w:rPr>
-          <w:rFonts w:hint="eastAsia"/>
-          <w:szCs w:val="28"/>
-        </w:rPr>
-        <w:t>何年何月。我想要</w:t>
-      </w:r>
-      <w:r>
-        <w:rPr>
-          <w:rFonts w:hint="eastAsia"/>
-          <w:b/>
-          <w:bCs/>
-          <w:szCs w:val="28"/>
-        </w:rPr>
-        <w:t>乘</w:t>
+        <w:t>。不知道天上的神仙宮殿裡，今天又是</w:t>
       </w:r>
       <w:proofErr w:type="gramStart"/>
       <w:r>
         <w:rPr>
           <w:rFonts w:hint="eastAsia"/>
-          <w:b/>
-          <w:bCs/>
-          <w:szCs w:val="28"/>
-        </w:rPr>
-        <w:t>御</w:t>
+          <w:szCs w:val="28"/>
+        </w:rPr>
+        <w:t>哪一年呢</w:t>
       </w:r>
       <w:proofErr w:type="gramEnd"/>
       <w:r>
@@ -437,174 +416,108 @@
           <w:rFonts w:hint="eastAsia"/>
           <w:szCs w:val="28"/>
         </w:rPr>
-        <w:t>清風回到天上，又恐怕在美玉</w:t>
-      </w:r>
-      <w:r>
-        <w:rPr>
-          <w:rFonts w:hint="eastAsia"/>
-          <w:b/>
-          <w:bCs/>
-          <w:szCs w:val="28"/>
-        </w:rPr>
-        <w:t>砌</w:t>
-      </w:r>
-      <w:r>
-        <w:rPr>
-          <w:rFonts w:hint="eastAsia"/>
-          <w:szCs w:val="28"/>
-        </w:rPr>
-        <w:t>成的樓</w:t>
-      </w:r>
-      <w:r>
-        <w:rPr>
-          <w:rFonts w:hint="eastAsia"/>
-          <w:b/>
-          <w:bCs/>
-          <w:szCs w:val="28"/>
-        </w:rPr>
-        <w:t>宇</w:t>
-      </w:r>
-      <w:r>
-        <w:rPr>
-          <w:rFonts w:hint="eastAsia"/>
-          <w:szCs w:val="28"/>
-        </w:rPr>
-        <w:t>，受不住高聳</w:t>
-      </w:r>
-      <w:r>
-        <w:rPr>
-          <w:rFonts w:hint="eastAsia"/>
-          <w:b/>
-          <w:bCs/>
-          <w:szCs w:val="28"/>
-        </w:rPr>
-        <w:t>九天</w:t>
-      </w:r>
-      <w:r>
-        <w:rPr>
-          <w:rFonts w:hint="eastAsia"/>
-          <w:szCs w:val="28"/>
-        </w:rPr>
-        <w:t>的寒冷。</w:t>
-      </w:r>
-      <w:r>
-        <w:rPr>
-          <w:rFonts w:hint="eastAsia"/>
-          <w:b/>
-          <w:bCs/>
-          <w:szCs w:val="28"/>
-        </w:rPr>
-        <w:t>翩翩起舞</w:t>
-      </w:r>
-      <w:r>
-        <w:rPr>
-          <w:rFonts w:hint="eastAsia"/>
-          <w:szCs w:val="28"/>
-        </w:rPr>
-        <w:t>玩</w:t>
-      </w:r>
-      <w:r>
-        <w:rPr>
-          <w:rFonts w:hint="eastAsia"/>
-          <w:szCs w:val="28"/>
-        </w:rPr>
-        <w:t>(</w:t>
-      </w:r>
-      <w:proofErr w:type="gramStart"/>
-      <w:r>
-        <w:rPr>
-          <w:rFonts w:hint="eastAsia"/>
-          <w:color w:val="FF0000"/>
-          <w:sz w:val="16"/>
-          <w:szCs w:val="16"/>
-        </w:rPr>
-        <w:t>ㄨㄢˊ</w:t>
-      </w:r>
-      <w:proofErr w:type="gramEnd"/>
-      <w:r>
-        <w:rPr>
-          <w:rFonts w:hint="eastAsia"/>
-          <w:szCs w:val="28"/>
-        </w:rPr>
-        <w:t>)</w:t>
-      </w:r>
-      <w:proofErr w:type="gramStart"/>
-      <w:r>
-        <w:rPr>
-          <w:rFonts w:hint="eastAsia"/>
-          <w:szCs w:val="28"/>
-        </w:rPr>
-        <w:t>賞著月下清影</w:t>
-      </w:r>
-      <w:proofErr w:type="gramEnd"/>
-      <w:r>
-        <w:rPr>
-          <w:rFonts w:hint="eastAsia"/>
-          <w:szCs w:val="28"/>
-        </w:rPr>
-        <w:t>，哪像是在人間。</w:t>
+        <w:t>？</w:t>
       </w:r>
     </w:p>
     <w:p>
       <w:pPr>
         <w:spacing w:after="0" w:line="440" w:lineRule="exact"/>
         <w:ind w:left="0" w:right="0" w:firstLine="0"/>
-        <w:rPr>
-          <w:szCs w:val="28"/>
-        </w:rPr>
-      </w:pPr>
-      <w:proofErr w:type="gramStart"/>
-      <w:r>
-        <w:rPr>
-          <w:rFonts w:hint="eastAsia"/>
-          <w:szCs w:val="28"/>
-        </w:rPr>
-        <w:t>月兒轉過</w:t>
-      </w:r>
-      <w:proofErr w:type="gramEnd"/>
-      <w:r>
-        <w:rPr>
-          <w:rFonts w:hint="eastAsia"/>
-          <w:szCs w:val="28"/>
-        </w:rPr>
-        <w:t>朱紅色的樓閣，低低地掛在雕花的窗戶上，照著沒有睡意的自己。明月不該對人們有什麼怨恨吧，為什麼偏在人們離別時</w:t>
-      </w:r>
-      <w:proofErr w:type="gramStart"/>
-      <w:r>
-        <w:rPr>
-          <w:rFonts w:hint="eastAsia"/>
-          <w:szCs w:val="28"/>
-        </w:rPr>
-        <w:t>才圓呢</w:t>
-      </w:r>
-      <w:proofErr w:type="gramEnd"/>
-      <w:r>
-        <w:rPr>
-          <w:rFonts w:hint="eastAsia"/>
-          <w:szCs w:val="28"/>
-        </w:rPr>
-        <w:t>？人有悲歡離合的變遷，月有陰晴圓缺的轉換，這種事自古來難以周全。只希望這世上所有人的親人能平安健康，</w:t>
-      </w:r>
-      <w:proofErr w:type="gramStart"/>
-      <w:r>
-        <w:rPr>
-          <w:rFonts w:hint="eastAsia"/>
-          <w:szCs w:val="28"/>
-        </w:rPr>
-        <w:t>即便相隔千里</w:t>
-      </w:r>
-      <w:proofErr w:type="gramEnd"/>
-      <w:r>
-        <w:rPr>
-          <w:rFonts w:hint="eastAsia"/>
-          <w:szCs w:val="28"/>
-        </w:rPr>
-        <w:t>，也能共享這美好的月光。</w:t>
+        <w:jc w:val="both"/>
+        <w:rPr>
+          <w:szCs w:val="28"/>
+        </w:rPr>
+      </w:pPr>
+      <w:r>
+        <w:rPr>
+          <w:rFonts w:hint="eastAsia"/>
+          <w:szCs w:val="28"/>
+        </w:rPr>
+        <w:t>我本想乘著清風回到天上，又擔心那晶瑩剔透的瓊樓玉宇，高處實在太寒冷，難以承受</w:t>
+      </w:r>
+      <w:r>
+        <w:rPr>
+          <w:szCs w:val="28"/>
+        </w:rPr>
+        <w:br/>
+      </w:r>
+      <w:r>
+        <w:rPr>
+          <w:rFonts w:hint="eastAsia"/>
+          <w:szCs w:val="28"/>
+        </w:rPr>
+        <w:t>。索性起身在月光下起舞，影隨著人影翩翩起舞，這歡樂的情趣哪裡像是人間的景況？</w:t>
       </w:r>
     </w:p>
     <w:p>
       <w:pPr>
-        <w:spacing w:beforeLines="50" w:before="120" w:after="0" w:line="300" w:lineRule="auto"/>
+        <w:spacing w:after="0" w:line="440" w:lineRule="exact"/>
+        <w:ind w:left="0" w:right="0" w:firstLine="0"/>
+        <w:jc w:val="both"/>
+        <w:rPr>
+          <w:szCs w:val="28"/>
+        </w:rPr>
+      </w:pPr>
+      <w:r>
+        <w:rPr>
+          <w:rFonts w:hint="eastAsia"/>
+          <w:szCs w:val="28"/>
+        </w:rPr>
+        <w:t>明月漸漸轉過朱紅色的閣樓，低低地照進了雕花的門窗，照著那些因思念而難以入眠的人。明月啊，你對離別的人本不該有什麼怨恨吧？為什麼偏偏要在人們離別的時候</w:t>
+      </w:r>
+      <w:proofErr w:type="gramStart"/>
+      <w:r>
+        <w:rPr>
+          <w:rFonts w:hint="eastAsia"/>
+          <w:szCs w:val="28"/>
+        </w:rPr>
+        <w:t>特別圓呢</w:t>
+      </w:r>
+      <w:proofErr w:type="gramEnd"/>
+      <w:r>
+        <w:rPr>
+          <w:rFonts w:hint="eastAsia"/>
+          <w:szCs w:val="28"/>
+        </w:rPr>
+        <w:t>？</w:t>
+      </w:r>
+    </w:p>
+    <w:p>
+      <w:pPr>
+        <w:spacing w:after="0" w:line="440" w:lineRule="exact"/>
+        <w:ind w:left="0" w:right="0" w:firstLine="0"/>
+        <w:jc w:val="both"/>
+        <w:rPr>
+          <w:szCs w:val="28"/>
+        </w:rPr>
+      </w:pPr>
+      <w:r>
+        <w:rPr>
+          <w:rFonts w:hint="eastAsia"/>
+          <w:szCs w:val="28"/>
+        </w:rPr>
+        <w:t>人世間有悲歡離合，月亮也有陰晴圓缺，自古以來這都是難以圓滿的常事。只希望人們能夠平安長久，</w:t>
+      </w:r>
+      <w:proofErr w:type="gramStart"/>
+      <w:r>
+        <w:rPr>
+          <w:rFonts w:hint="eastAsia"/>
+          <w:szCs w:val="28"/>
+        </w:rPr>
+        <w:t>縱使相隔千里</w:t>
+      </w:r>
+      <w:proofErr w:type="gramEnd"/>
+      <w:r>
+        <w:rPr>
+          <w:rFonts w:hint="eastAsia"/>
+          <w:szCs w:val="28"/>
+        </w:rPr>
+        <w:t>，也能夠一起欣賞這同一輪美好的月光。</w:t>
+      </w:r>
+    </w:p>
+    <w:p>
+      <w:pPr>
+        <w:spacing w:beforeLines="50" w:before="120" w:after="0" w:line="440" w:lineRule="exact"/>
         <w:ind w:left="0" w:right="0" w:firstLine="0"/>
         <w:rPr>
           <w:sz w:val="32"/>
@@ -618,37 +531,6 @@
           <w:bdr w:val="single" w:sz="4" w:space="0" w:color="auto"/>
         </w:rPr>
         <w:t>注釋</w:t>
-      </w:r>
-      <w:r>
-        <w:rPr>
-          <w:rFonts w:hint="eastAsia"/>
-          <w:sz w:val="32"/>
-          <w:szCs w:val="32"/>
-        </w:rPr>
-        <w:t xml:space="preserve"> </w:t>
-      </w:r>
-      <w:r>
-        <w:rPr>
-          <w:rFonts w:hint="eastAsia"/>
-          <w:szCs w:val="28"/>
-        </w:rPr>
-        <w:t>(來源：</w:t>
-      </w:r>
-      <w:hyperlink r:id="rId8" w:history="1">
-        <w:r>
-          <w:rPr>
-            <w:rStyle w:val="a7"/>
-            <w:szCs w:val="28"/>
-          </w:rPr>
-          <w:t>https://bit.ly/3wIjZck</w:t>
-        </w:r>
-      </w:hyperlink>
-      <w:r>
-        <w:rPr>
-          <w:rFonts w:hint="eastAsia"/>
-          <w:szCs w:val="28"/>
-        </w:rPr>
-        <w:t>)</w:t>
       </w:r>
     </w:p>
     <w:p>
@@ -658,88 +540,38 @@
           <w:ilvl w:val="0"/>
           <w:numId w:val="18"/>
         </w:numPr>
-        <w:spacing w:after="0" w:line="380" w:lineRule="exact"/>
-        <w:ind w:leftChars="0" w:left="482" w:right="0" w:hanging="482"/>
-        <w:rPr>
-          <w:color w:val="0F0F0F"/>
-          <w:szCs w:val="28"/>
-        </w:rPr>
-      </w:pPr>
-      <w:r>
-        <w:rPr>
-          <w:rFonts w:hint="eastAsia"/>
-          <w:color w:val="0F0F0F"/>
-          <w:szCs w:val="28"/>
-        </w:rPr>
-        <w:t>丙辰：指公元</w:t>
-      </w:r>
-      <w:r>
-        <w:rPr>
-          <w:color w:val="0F0F0F"/>
-          <w:szCs w:val="28"/>
-        </w:rPr>
-        <w:t>1076年（</w:t>
-      </w:r>
-      <w:r>
-        <w:rPr>
-          <w:color w:val="0F0F0F"/>
-          <w:szCs w:val="28"/>
-          <w:u w:val="single"/>
-        </w:rPr>
-        <w:t>宋神宗</w:t>
-      </w:r>
-      <w:r>
-        <w:rPr>
-          <w:rFonts w:hint="eastAsia"/>
-          <w:color w:val="0F0F0F"/>
-          <w:szCs w:val="28"/>
-        </w:rPr>
-        <w:t xml:space="preserve"> </w:t>
-      </w:r>
-      <w:r>
-        <w:rPr>
-          <w:color w:val="0F0F0F"/>
-          <w:szCs w:val="28"/>
-          <w:u w:val="single"/>
-        </w:rPr>
-        <w:t>熙寧</w:t>
-      </w:r>
-      <w:r>
-        <w:rPr>
-          <w:color w:val="0F0F0F"/>
-          <w:szCs w:val="28"/>
-        </w:rPr>
-        <w:t>九年）。這一年</w:t>
-      </w:r>
-      <w:r>
-        <w:rPr>
-          <w:color w:val="0F0F0F"/>
-          <w:szCs w:val="28"/>
-          <w:u w:val="single"/>
-        </w:rPr>
-        <w:t>蘇軾</w:t>
-      </w:r>
-      <w:r>
-        <w:rPr>
-          <w:color w:val="0F0F0F"/>
-          <w:szCs w:val="28"/>
-        </w:rPr>
-        <w:t>在</w:t>
-      </w:r>
-      <w:r>
-        <w:rPr>
-          <w:color w:val="0F0F0F"/>
-          <w:szCs w:val="28"/>
-          <w:u w:val="single"/>
-        </w:rPr>
-        <w:t>密州</w:t>
-      </w:r>
-      <w:r>
-        <w:rPr>
-          <w:color w:val="0F0F0F"/>
-          <w:szCs w:val="28"/>
-        </w:rPr>
-        <w:t>任太守。</w:t>
+        <w:spacing w:after="0" w:line="400" w:lineRule="exact"/>
+        <w:ind w:leftChars="0" w:left="284" w:right="0" w:hanging="284"/>
+        <w:rPr>
+          <w:color w:val="0F0F0F"/>
+          <w:szCs w:val="28"/>
+        </w:rPr>
+      </w:pPr>
+      <w:r>
+        <w:rPr>
+          <w:rFonts w:hint="eastAsia"/>
+          <w:color w:val="0F0F0F"/>
+          <w:szCs w:val="28"/>
+        </w:rPr>
+        <w:t>天上宮闕（</w:t>
+      </w:r>
+      <w:proofErr w:type="gramStart"/>
+      <w:r>
+        <w:rPr>
+          <w:rFonts w:hint="eastAsia"/>
+          <w:color w:val="FF0000"/>
+          <w:sz w:val="16"/>
+          <w:szCs w:val="16"/>
+        </w:rPr>
+        <w:t>ㄑㄩㄝˋ</w:t>
+      </w:r>
+      <w:proofErr w:type="gramEnd"/>
+      <w:r>
+        <w:rPr>
+          <w:color w:val="0F0F0F"/>
+          <w:szCs w:val="28"/>
+        </w:rPr>
+        <w:t>）：指月中宮殿。</w:t>
       </w:r>
     </w:p>
     <w:p>
@@ -749,54 +581,20 @@
           <w:ilvl w:val="0"/>
           <w:numId w:val="18"/>
         </w:numPr>
-        <w:spacing w:after="0" w:line="380" w:lineRule="exact"/>
-        <w:ind w:leftChars="0" w:left="482" w:right="0" w:hanging="482"/>
-        <w:rPr>
-          <w:color w:val="0F0F0F"/>
-          <w:szCs w:val="28"/>
-        </w:rPr>
-      </w:pPr>
-      <w:r>
-        <w:rPr>
-          <w:rFonts w:hint="eastAsia"/>
-          <w:color w:val="0F0F0F"/>
-          <w:szCs w:val="28"/>
-        </w:rPr>
-        <w:t>子由：</w:t>
-      </w:r>
-      <w:r>
-        <w:rPr>
-          <w:rFonts w:hint="eastAsia"/>
-          <w:color w:val="0F0F0F"/>
-          <w:szCs w:val="28"/>
-          <w:u w:val="single"/>
-        </w:rPr>
-        <w:t>蘇軾</w:t>
-      </w:r>
-      <w:r>
-        <w:rPr>
-          <w:rFonts w:hint="eastAsia"/>
-          <w:color w:val="0F0F0F"/>
-          <w:szCs w:val="28"/>
-        </w:rPr>
-        <w:t>的弟弟</w:t>
-      </w:r>
-      <w:r>
-        <w:rPr>
-          <w:rFonts w:hint="eastAsia"/>
-          <w:color w:val="0F0F0F"/>
-          <w:szCs w:val="28"/>
-          <w:u w:val="single"/>
-        </w:rPr>
-        <w:t>蘇轍</w:t>
-      </w:r>
-      <w:r>
-        <w:rPr>
-          <w:rFonts w:hint="eastAsia"/>
-          <w:color w:val="0F0F0F"/>
-          <w:szCs w:val="28"/>
-        </w:rPr>
-        <w:t>的字。</w:t>
+        <w:spacing w:after="0" w:line="400" w:lineRule="exact"/>
+        <w:ind w:leftChars="0" w:left="284" w:right="0" w:hanging="284"/>
+        <w:rPr>
+          <w:color w:val="0F0F0F"/>
+          <w:szCs w:val="28"/>
+        </w:rPr>
+      </w:pPr>
+      <w:r>
+        <w:rPr>
+          <w:rFonts w:hint="eastAsia"/>
+          <w:color w:val="0F0F0F"/>
+          <w:szCs w:val="28"/>
+        </w:rPr>
+        <w:t>歸去：回去，這裡指回到月宮裡去。</w:t>
       </w:r>
     </w:p>
     <w:p>
@@ -806,20 +604,27 @@
           <w:ilvl w:val="0"/>
           <w:numId w:val="18"/>
         </w:numPr>
-        <w:spacing w:after="0" w:line="380" w:lineRule="exact"/>
-        <w:ind w:leftChars="0" w:left="482" w:right="0" w:hanging="482"/>
-        <w:rPr>
-          <w:color w:val="0F0F0F"/>
-          <w:szCs w:val="28"/>
-        </w:rPr>
-      </w:pPr>
-      <w:r>
-        <w:rPr>
-          <w:rFonts w:hint="eastAsia"/>
-          <w:color w:val="0F0F0F"/>
-          <w:szCs w:val="28"/>
-        </w:rPr>
-        <w:t>把酒：端起酒杯。把，執、持。</w:t>
+        <w:spacing w:after="0" w:line="400" w:lineRule="exact"/>
+        <w:ind w:leftChars="0" w:left="284" w:right="0" w:hanging="284"/>
+        <w:rPr>
+          <w:color w:val="0F0F0F"/>
+          <w:szCs w:val="28"/>
+        </w:rPr>
+      </w:pPr>
+      <w:r>
+        <w:rPr>
+          <w:rFonts w:hint="eastAsia"/>
+          <w:color w:val="0F0F0F"/>
+          <w:szCs w:val="28"/>
+        </w:rPr>
+        <w:t>瓊</w:t>
+      </w:r>
+      <w:r>
+        <w:rPr>
+          <w:color w:val="0F0F0F"/>
+          <w:szCs w:val="28"/>
+        </w:rPr>
+        <w:t>樓玉宇：美玉砌成的樓宇，指想像中的仙宮。</w:t>
       </w:r>
     </w:p>
     <w:p>
@@ -829,72 +634,27 @@
           <w:ilvl w:val="0"/>
           <w:numId w:val="18"/>
         </w:numPr>
-        <w:spacing w:after="0" w:line="380" w:lineRule="exact"/>
-        <w:ind w:leftChars="0" w:left="482" w:right="0" w:hanging="482"/>
-        <w:rPr>
-          <w:color w:val="0F0F0F"/>
-          <w:szCs w:val="28"/>
-        </w:rPr>
-      </w:pPr>
-      <w:r>
-        <w:rPr>
-          <w:rFonts w:hint="eastAsia"/>
-          <w:color w:val="0F0F0F"/>
-          <w:szCs w:val="28"/>
-        </w:rPr>
-        <w:t>天上宮闕（</w:t>
-      </w:r>
-      <w:proofErr w:type="gramStart"/>
-      <w:r>
-        <w:rPr>
-          <w:rFonts w:hint="eastAsia"/>
-          <w:color w:val="FF0000"/>
-          <w:sz w:val="16"/>
-          <w:szCs w:val="16"/>
-        </w:rPr>
-        <w:t>ㄑㄩㄝˋ</w:t>
-      </w:r>
-      <w:proofErr w:type="gramEnd"/>
-      <w:r>
-        <w:rPr>
-          <w:color w:val="0F0F0F"/>
-          <w:szCs w:val="28"/>
-        </w:rPr>
-        <w:t>）：指月中宮殿。闕，</w:t>
-      </w:r>
-      <w:proofErr w:type="gramStart"/>
-      <w:r>
-        <w:rPr>
-          <w:rFonts w:hint="eastAsia"/>
-          <w:color w:val="0F0F0F"/>
-          <w:szCs w:val="28"/>
-        </w:rPr>
-        <w:t>古代宮門外</w:t>
-      </w:r>
-      <w:proofErr w:type="gramEnd"/>
-      <w:r>
-        <w:rPr>
-          <w:rFonts w:hint="eastAsia"/>
-          <w:color w:val="0F0F0F"/>
-          <w:szCs w:val="28"/>
-        </w:rPr>
-        <w:t>兩邊供瞭望的樓臺，中間有通道</w:t>
-      </w:r>
-      <w:r>
-        <w:rPr>
-          <w:rFonts w:hint="eastAsia"/>
-          <w:color w:val="0F0F0F"/>
-          <w:szCs w:val="28"/>
-        </w:rPr>
-        <w:t>；</w:t>
-      </w:r>
-      <w:r>
-        <w:rPr>
-          <w:rFonts w:hint="eastAsia"/>
-          <w:color w:val="0F0F0F"/>
-          <w:szCs w:val="28"/>
-        </w:rPr>
-        <w:t>泛指帝王居住的地方。</w:t>
+        <w:spacing w:after="0" w:line="400" w:lineRule="exact"/>
+        <w:ind w:leftChars="0" w:left="284" w:right="0" w:hanging="284"/>
+        <w:rPr>
+          <w:color w:val="0F0F0F"/>
+          <w:szCs w:val="28"/>
+        </w:rPr>
+      </w:pPr>
+      <w:r>
+        <w:rPr>
+          <w:rFonts w:hint="eastAsia"/>
+          <w:color w:val="0F0F0F"/>
+          <w:szCs w:val="28"/>
+        </w:rPr>
+        <w:t>不勝</w:t>
+      </w:r>
+      <w:r>
+        <w:rPr>
+          <w:color w:val="0F0F0F"/>
+          <w:szCs w:val="28"/>
+        </w:rPr>
+        <w:t>：經受不住。勝：承擔、承受。</w:t>
       </w:r>
     </w:p>
     <w:p>
@@ -904,20 +664,30 @@
           <w:ilvl w:val="0"/>
           <w:numId w:val="18"/>
         </w:numPr>
-        <w:spacing w:after="0" w:line="380" w:lineRule="exact"/>
-        <w:ind w:leftChars="0" w:left="482" w:right="0" w:hanging="482"/>
-        <w:rPr>
-          <w:color w:val="0F0F0F"/>
-          <w:szCs w:val="28"/>
-        </w:rPr>
-      </w:pPr>
-      <w:r>
-        <w:rPr>
-          <w:rFonts w:hint="eastAsia"/>
-          <w:color w:val="0F0F0F"/>
-          <w:szCs w:val="28"/>
-        </w:rPr>
-        <w:t>歸去：回去，這裡指回到月宮裡去。</w:t>
+        <w:spacing w:after="0" w:line="400" w:lineRule="exact"/>
+        <w:ind w:leftChars="0" w:left="284" w:right="0" w:hanging="284"/>
+        <w:rPr>
+          <w:color w:val="0F0F0F"/>
+          <w:szCs w:val="28"/>
+        </w:rPr>
+      </w:pPr>
+      <w:proofErr w:type="gramStart"/>
+      <w:r>
+        <w:rPr>
+          <w:rFonts w:hint="eastAsia"/>
+          <w:color w:val="0F0F0F"/>
+          <w:szCs w:val="28"/>
+        </w:rPr>
+        <w:t>弄清影</w:t>
+      </w:r>
+      <w:proofErr w:type="gramEnd"/>
+      <w:r>
+        <w:rPr>
+          <w:rFonts w:hint="eastAsia"/>
+          <w:color w:val="0F0F0F"/>
+          <w:szCs w:val="28"/>
+        </w:rPr>
+        <w:t>：意思是月光下的身影也跟著做出各種舞姿。</w:t>
       </w:r>
     </w:p>
     <w:p>
@@ -927,27 +697,38 @@
           <w:ilvl w:val="0"/>
           <w:numId w:val="18"/>
         </w:numPr>
-        <w:spacing w:after="0" w:line="380" w:lineRule="exact"/>
-        <w:ind w:leftChars="0" w:left="482" w:right="0" w:hanging="482"/>
-        <w:rPr>
-          <w:color w:val="0F0F0F"/>
-          <w:szCs w:val="28"/>
-        </w:rPr>
-      </w:pPr>
-      <w:r>
-        <w:rPr>
-          <w:rFonts w:hint="eastAsia"/>
-          <w:color w:val="0F0F0F"/>
-          <w:szCs w:val="28"/>
-        </w:rPr>
-        <w:t>瓊</w:t>
-      </w:r>
-      <w:r>
-        <w:rPr>
-          <w:color w:val="0F0F0F"/>
-          <w:szCs w:val="28"/>
-        </w:rPr>
-        <w:t>樓玉宇：美玉砌成的樓宇，指想像中的仙宮。</w:t>
+        <w:spacing w:after="0" w:line="400" w:lineRule="exact"/>
+        <w:ind w:leftChars="0" w:left="284" w:right="0" w:hanging="284"/>
+        <w:rPr>
+          <w:color w:val="0F0F0F"/>
+          <w:szCs w:val="28"/>
+        </w:rPr>
+      </w:pPr>
+      <w:r>
+        <w:rPr>
+          <w:rFonts w:hint="eastAsia"/>
+          <w:color w:val="0F0F0F"/>
+          <w:szCs w:val="28"/>
+        </w:rPr>
+        <w:t>何</w:t>
+      </w:r>
+      <w:proofErr w:type="gramStart"/>
+      <w:r>
+        <w:rPr>
+          <w:rFonts w:hint="eastAsia"/>
+          <w:color w:val="0F0F0F"/>
+          <w:szCs w:val="28"/>
+        </w:rPr>
+        <w:t>似</w:t>
+      </w:r>
+      <w:proofErr w:type="gramEnd"/>
+      <w:r>
+        <w:rPr>
+          <w:rFonts w:hint="eastAsia"/>
+          <w:color w:val="0F0F0F"/>
+          <w:szCs w:val="28"/>
+        </w:rPr>
+        <w:t>：何如，哪裡比得上。</w:t>
       </w:r>
     </w:p>
     <w:p>
@@ -957,27 +738,61 @@
           <w:ilvl w:val="0"/>
           <w:numId w:val="18"/>
         </w:numPr>
-        <w:spacing w:after="0" w:line="380" w:lineRule="exact"/>
-        <w:ind w:leftChars="0" w:left="482" w:right="0" w:hanging="482"/>
-        <w:rPr>
-          <w:color w:val="0F0F0F"/>
-          <w:szCs w:val="28"/>
-        </w:rPr>
-      </w:pPr>
-      <w:r>
-        <w:rPr>
-          <w:rFonts w:hint="eastAsia"/>
-          <w:color w:val="0F0F0F"/>
-          <w:szCs w:val="28"/>
-        </w:rPr>
-        <w:t>不勝</w:t>
-      </w:r>
-      <w:r>
-        <w:rPr>
-          <w:color w:val="0F0F0F"/>
-          <w:szCs w:val="28"/>
-        </w:rPr>
-        <w:t>：經受不住。勝：承擔、承受。</w:t>
+        <w:spacing w:after="0" w:line="400" w:lineRule="exact"/>
+        <w:ind w:leftChars="0" w:left="284" w:right="0" w:hanging="284"/>
+        <w:rPr>
+          <w:color w:val="0F0F0F"/>
+          <w:szCs w:val="28"/>
+        </w:rPr>
+      </w:pPr>
+      <w:r>
+        <w:rPr>
+          <w:rFonts w:hint="eastAsia"/>
+          <w:color w:val="0F0F0F"/>
+          <w:szCs w:val="28"/>
+        </w:rPr>
+        <w:t>不</w:t>
+      </w:r>
+      <w:proofErr w:type="gramStart"/>
+      <w:r>
+        <w:rPr>
+          <w:rFonts w:hint="eastAsia"/>
+          <w:color w:val="0F0F0F"/>
+          <w:szCs w:val="28"/>
+        </w:rPr>
+        <w:t>應有恨</w:t>
+      </w:r>
+      <w:proofErr w:type="gramEnd"/>
+      <w:r>
+        <w:rPr>
+          <w:rFonts w:hint="eastAsia"/>
+          <w:color w:val="0F0F0F"/>
+          <w:szCs w:val="28"/>
+        </w:rPr>
+        <w:t>，何事長</w:t>
+      </w:r>
+      <w:r>
+        <w:rPr>
+          <w:color w:val="0F0F0F"/>
+          <w:szCs w:val="28"/>
+        </w:rPr>
+        <w:t>向別時圓：（月兒）不該（對人們）有什麼怨恨吧，為什麼偏在人們分離</w:t>
+      </w:r>
+      <w:proofErr w:type="gramStart"/>
+      <w:r>
+        <w:rPr>
+          <w:color w:val="0F0F0F"/>
+          <w:szCs w:val="28"/>
+        </w:rPr>
+        <w:t>時圓呢</w:t>
+      </w:r>
+      <w:proofErr w:type="gramEnd"/>
+      <w:r>
+        <w:rPr>
+          <w:color w:val="0F0F0F"/>
+          <w:szCs w:val="28"/>
+        </w:rPr>
+        <w:t>？何事：為什麼。</w:t>
       </w:r>
     </w:p>
     <w:p>
@@ -987,30 +802,112 @@
           <w:ilvl w:val="0"/>
           <w:numId w:val="18"/>
         </w:numPr>
-        <w:spacing w:after="0" w:line="380" w:lineRule="exact"/>
-        <w:ind w:leftChars="0" w:left="482" w:right="0" w:hanging="482"/>
-        <w:rPr>
-          <w:color w:val="0F0F0F"/>
-          <w:szCs w:val="28"/>
-        </w:rPr>
-      </w:pPr>
-      <w:proofErr w:type="gramStart"/>
-      <w:r>
-        <w:rPr>
-          <w:rFonts w:hint="eastAsia"/>
-          <w:color w:val="0F0F0F"/>
-          <w:szCs w:val="28"/>
-        </w:rPr>
-        <w:t>弄清影</w:t>
-      </w:r>
-      <w:proofErr w:type="gramEnd"/>
-      <w:r>
-        <w:rPr>
-          <w:rFonts w:hint="eastAsia"/>
-          <w:color w:val="0F0F0F"/>
-          <w:szCs w:val="28"/>
-        </w:rPr>
-        <w:t>：意思是月光下的身影也跟著做出各種舞姿。弄：賞玩。</w:t>
+        <w:spacing w:after="0" w:line="400" w:lineRule="exact"/>
+        <w:ind w:leftChars="0" w:left="284" w:right="0" w:hanging="284"/>
+        <w:rPr>
+          <w:color w:val="0F0F0F"/>
+          <w:szCs w:val="28"/>
+        </w:rPr>
+      </w:pPr>
+      <w:r>
+        <w:rPr>
+          <w:rFonts w:hint="eastAsia"/>
+          <w:color w:val="0F0F0F"/>
+          <w:szCs w:val="28"/>
+        </w:rPr>
+        <w:t>此事：指人的</w:t>
+      </w:r>
+      <w:r>
+        <w:rPr>
+          <w:rFonts w:hint="eastAsia"/>
+          <w:color w:val="0F0F0F"/>
+          <w:szCs w:val="28"/>
+        </w:rPr>
+        <w:t>「</w:t>
+      </w:r>
+      <w:r>
+        <w:rPr>
+          <w:rFonts w:hint="eastAsia"/>
+          <w:color w:val="0F0F0F"/>
+          <w:szCs w:val="28"/>
+        </w:rPr>
+        <w:t>歡</w:t>
+      </w:r>
+      <w:r>
+        <w:rPr>
+          <w:rFonts w:hint="eastAsia"/>
+          <w:color w:val="0F0F0F"/>
+          <w:szCs w:val="28"/>
+        </w:rPr>
+        <w:t>」、「</w:t>
+      </w:r>
+      <w:r>
+        <w:rPr>
+          <w:rFonts w:hint="eastAsia"/>
+          <w:color w:val="0F0F0F"/>
+          <w:szCs w:val="28"/>
+        </w:rPr>
+        <w:t>合</w:t>
+      </w:r>
+      <w:r>
+        <w:rPr>
+          <w:rFonts w:hint="eastAsia"/>
+          <w:color w:val="0F0F0F"/>
+          <w:szCs w:val="28"/>
+        </w:rPr>
+        <w:t>」</w:t>
+      </w:r>
+      <w:r>
+        <w:rPr>
+          <w:color w:val="0F0F0F"/>
+          <w:szCs w:val="28"/>
+        </w:rPr>
+        <w:t xml:space="preserve"> 和月的</w:t>
+      </w:r>
+      <w:r>
+        <w:rPr>
+          <w:rFonts w:hint="eastAsia"/>
+          <w:color w:val="0F0F0F"/>
+          <w:szCs w:val="28"/>
+        </w:rPr>
+        <w:t>「</w:t>
+      </w:r>
+      <w:r>
+        <w:rPr>
+          <w:color w:val="0F0F0F"/>
+          <w:szCs w:val="28"/>
+        </w:rPr>
+        <w:t>晴</w:t>
+      </w:r>
+      <w:r>
+        <w:rPr>
+          <w:rFonts w:hint="eastAsia"/>
+          <w:color w:val="0F0F0F"/>
+          <w:szCs w:val="28"/>
+        </w:rPr>
+        <w:t>」、「</w:t>
+      </w:r>
+      <w:r>
+        <w:rPr>
+          <w:color w:val="0F0F0F"/>
+          <w:szCs w:val="28"/>
+        </w:rPr>
+        <w:t>圓</w:t>
+      </w:r>
+      <w:r>
+        <w:rPr>
+          <w:rFonts w:hint="eastAsia"/>
+          <w:color w:val="0F0F0F"/>
+          <w:szCs w:val="28"/>
+        </w:rPr>
+        <w:t>」</w:t>
+      </w:r>
+      <w:r>
+        <w:rPr>
+          <w:color w:val="0F0F0F"/>
+          <w:szCs w:val="28"/>
+        </w:rPr>
+        <w:t>。</w:t>
       </w:r>
     </w:p>
     <w:p>
@@ -1020,225 +917,8 @@
           <w:ilvl w:val="0"/>
           <w:numId w:val="18"/>
         </w:numPr>
-        <w:spacing w:after="0" w:line="380" w:lineRule="exact"/>
-        <w:ind w:leftChars="0" w:left="482" w:right="0" w:hanging="482"/>
-        <w:rPr>
-          <w:color w:val="0F0F0F"/>
-          <w:szCs w:val="28"/>
-        </w:rPr>
-      </w:pPr>
-      <w:r>
-        <w:rPr>
-          <w:rFonts w:hint="eastAsia"/>
-          <w:color w:val="0F0F0F"/>
-          <w:szCs w:val="28"/>
-        </w:rPr>
-        <w:t>何</w:t>
-      </w:r>
-      <w:proofErr w:type="gramStart"/>
-      <w:r>
-        <w:rPr>
-          <w:rFonts w:hint="eastAsia"/>
-          <w:color w:val="0F0F0F"/>
-          <w:szCs w:val="28"/>
-        </w:rPr>
-        <w:t>似</w:t>
-      </w:r>
-      <w:proofErr w:type="gramEnd"/>
-      <w:r>
-        <w:rPr>
-          <w:rFonts w:hint="eastAsia"/>
-          <w:color w:val="0F0F0F"/>
-          <w:szCs w:val="28"/>
-        </w:rPr>
-        <w:t>：何如，哪裡比得上。</w:t>
-      </w:r>
-    </w:p>
-    <w:p>
-      <w:pPr>
-        <w:pStyle w:val="a9"/>
-        <w:numPr>
-          <w:ilvl w:val="0"/>
-          <w:numId w:val="18"/>
-        </w:numPr>
-        <w:spacing w:after="0" w:line="380" w:lineRule="exact"/>
-        <w:ind w:leftChars="0" w:left="482" w:right="0" w:hanging="482"/>
-        <w:rPr>
-          <w:color w:val="0F0F0F"/>
-          <w:szCs w:val="28"/>
-        </w:rPr>
-      </w:pPr>
-      <w:proofErr w:type="gramStart"/>
-      <w:r>
-        <w:rPr>
-          <w:rFonts w:hint="eastAsia"/>
-          <w:color w:val="0F0F0F"/>
-          <w:szCs w:val="28"/>
-        </w:rPr>
-        <w:t>轉朱閣</w:t>
-      </w:r>
-      <w:proofErr w:type="gramEnd"/>
-      <w:r>
-        <w:rPr>
-          <w:rFonts w:hint="eastAsia"/>
-          <w:color w:val="0F0F0F"/>
-          <w:szCs w:val="28"/>
-        </w:rPr>
-        <w:t>，低</w:t>
-      </w:r>
-      <w:proofErr w:type="gramStart"/>
-      <w:r>
-        <w:rPr>
-          <w:rFonts w:hint="eastAsia"/>
-          <w:color w:val="0F0F0F"/>
-          <w:szCs w:val="28"/>
-        </w:rPr>
-        <w:t>綺</w:t>
-      </w:r>
-      <w:proofErr w:type="gramEnd"/>
-      <w:r>
-        <w:rPr>
-          <w:color w:val="0F0F0F"/>
-          <w:szCs w:val="28"/>
-        </w:rPr>
-        <w:t>戶，照無眠：月兒移動，轉過了朱紅色的樓閣，低低地掛在雕花的窗戶上，照著沒有睡意的人（指詩人自己）。</w:t>
-      </w:r>
-      <w:proofErr w:type="gramStart"/>
-      <w:r>
-        <w:rPr>
-          <w:color w:val="0F0F0F"/>
-          <w:szCs w:val="28"/>
-        </w:rPr>
-        <w:t>朱閣</w:t>
-      </w:r>
-      <w:proofErr w:type="gramEnd"/>
-      <w:r>
-        <w:rPr>
-          <w:color w:val="0F0F0F"/>
-          <w:szCs w:val="28"/>
-        </w:rPr>
-        <w:t>：朱紅的華麗樓閣。</w:t>
-      </w:r>
-      <w:proofErr w:type="gramStart"/>
-      <w:r>
-        <w:rPr>
-          <w:color w:val="0F0F0F"/>
-          <w:szCs w:val="28"/>
-        </w:rPr>
-        <w:t>綺</w:t>
-      </w:r>
-      <w:proofErr w:type="gramEnd"/>
-      <w:r>
-        <w:rPr>
-          <w:color w:val="0F0F0F"/>
-          <w:szCs w:val="28"/>
-        </w:rPr>
-        <w:t>戶：雕飾華麗的門窗。</w:t>
-      </w:r>
-    </w:p>
-    <w:p>
-      <w:pPr>
-        <w:pStyle w:val="a9"/>
-        <w:numPr>
-          <w:ilvl w:val="0"/>
-          <w:numId w:val="18"/>
-        </w:numPr>
-        <w:spacing w:after="0" w:line="380" w:lineRule="exact"/>
-        <w:ind w:leftChars="0" w:left="482" w:right="0" w:hanging="482"/>
-        <w:rPr>
-          <w:color w:val="0F0F0F"/>
-          <w:szCs w:val="28"/>
-        </w:rPr>
-      </w:pPr>
-      <w:r>
-        <w:rPr>
-          <w:rFonts w:hint="eastAsia"/>
-          <w:color w:val="0F0F0F"/>
-          <w:szCs w:val="28"/>
-        </w:rPr>
-        <w:t>不</w:t>
-      </w:r>
-      <w:proofErr w:type="gramStart"/>
-      <w:r>
-        <w:rPr>
-          <w:rFonts w:hint="eastAsia"/>
-          <w:color w:val="0F0F0F"/>
-          <w:szCs w:val="28"/>
-        </w:rPr>
-        <w:t>應有恨</w:t>
-      </w:r>
-      <w:proofErr w:type="gramEnd"/>
-      <w:r>
-        <w:rPr>
-          <w:rFonts w:hint="eastAsia"/>
-          <w:color w:val="0F0F0F"/>
-          <w:szCs w:val="28"/>
-        </w:rPr>
-        <w:t>，何事長</w:t>
-      </w:r>
-      <w:r>
-        <w:rPr>
-          <w:color w:val="0F0F0F"/>
-          <w:szCs w:val="28"/>
-        </w:rPr>
-        <w:t>向別時圓：（月兒）不該（對人們）有什麼怨恨吧，為什麼偏在人們分離</w:t>
-      </w:r>
-      <w:proofErr w:type="gramStart"/>
-      <w:r>
-        <w:rPr>
-          <w:color w:val="0F0F0F"/>
-          <w:szCs w:val="28"/>
-        </w:rPr>
-        <w:t>時圓呢</w:t>
-      </w:r>
-      <w:proofErr w:type="gramEnd"/>
-      <w:r>
-        <w:rPr>
-          <w:color w:val="0F0F0F"/>
-          <w:szCs w:val="28"/>
-        </w:rPr>
-        <w:t>？何事：為什麼。</w:t>
-      </w:r>
-    </w:p>
-    <w:p>
-      <w:pPr>
-        <w:pStyle w:val="a9"/>
-        <w:numPr>
-          <w:ilvl w:val="0"/>
-          <w:numId w:val="18"/>
-        </w:numPr>
-        <w:spacing w:after="0" w:line="380" w:lineRule="exact"/>
-        <w:ind w:leftChars="0" w:left="482" w:right="0" w:hanging="482"/>
-        <w:rPr>
-          <w:color w:val="0F0F0F"/>
-          <w:szCs w:val="28"/>
-        </w:rPr>
-      </w:pPr>
-      <w:r>
-        <w:rPr>
-          <w:rFonts w:hint="eastAsia"/>
-          <w:color w:val="0F0F0F"/>
-          <w:szCs w:val="28"/>
-        </w:rPr>
-        <w:t>此事：指人的“歡”“合”</w:t>
-      </w:r>
-      <w:r>
-        <w:rPr>
-          <w:color w:val="0F0F0F"/>
-          <w:szCs w:val="28"/>
-        </w:rPr>
-        <w:t xml:space="preserve"> 和月的“晴”“圓”。</w:t>
-      </w:r>
-    </w:p>
-    <w:p>
-      <w:pPr>
-        <w:pStyle w:val="a9"/>
-        <w:numPr>
-          <w:ilvl w:val="0"/>
-          <w:numId w:val="18"/>
-        </w:numPr>
-        <w:spacing w:after="0" w:line="380" w:lineRule="exact"/>
-        <w:ind w:leftChars="0" w:left="482" w:right="0" w:hanging="482"/>
+        <w:spacing w:after="0" w:line="400" w:lineRule="exact"/>
+        <w:ind w:leftChars="0" w:left="284" w:right="0" w:hanging="284"/>
         <w:rPr>
           <w:color w:val="0F0F0F"/>
           <w:szCs w:val="28"/>
@@ -1320,15 +1000,12 @@
         </w:rPr>
         <w:t>，也能一起欣賞這美好的月光。共：一起欣賞。</w:t>
       </w:r>
-      <w:hyperlink r:id="rId9" w:history="1">
-        <w:r>
-          <w:rPr>
-            <w:rStyle w:val="a7"/>
-            <w:szCs w:val="28"/>
-          </w:rPr>
-          <w:t>嬋娟</w:t>
-        </w:r>
-      </w:hyperlink>
+      <w:r>
+        <w:rPr>
+          <w:szCs w:val="28"/>
+        </w:rPr>
+        <w:t>嬋娟</w:t>
+      </w:r>
       <w:r>
         <w:rPr>
           <w:color w:val="0F0F0F"/>
@@ -1352,15 +1029,16 @@
           <w:szCs w:val="32"/>
           <w:bdr w:val="single" w:sz="4" w:space="0" w:color="auto"/>
         </w:rPr>
-        <w:lastRenderedPageBreak/>
         <w:t>創作背景</w:t>
       </w:r>
     </w:p>
     <w:p>
       <w:pPr>
-        <w:spacing w:after="0" w:line="480" w:lineRule="exact"/>
+        <w:spacing w:after="0" w:line="440" w:lineRule="exact"/>
         <w:ind w:left="11" w:right="0" w:hanging="11"/>
-        <w:rPr>
+        <w:jc w:val="both"/>
+        <w:rPr>
+          <w:rFonts w:hint="eastAsia"/>
           <w:color w:val="0F0F0F"/>
           <w:szCs w:val="28"/>
         </w:rPr>
@@ -1379,14 +1057,14 @@
           <w:color w:val="0F0F0F"/>
           <w:szCs w:val="28"/>
         </w:rPr>
-        <w:t>這首詞是公元</w:t>
-      </w:r>
-      <w:r>
-        <w:rPr>
-          <w:color w:val="0F0F0F"/>
-          <w:szCs w:val="28"/>
-        </w:rPr>
-        <w:t>1076年（</w:t>
+        <w:t>公元</w:t>
+      </w:r>
+      <w:r>
+        <w:rPr>
+          <w:color w:val="0F0F0F"/>
+          <w:szCs w:val="28"/>
+        </w:rPr>
+        <w:t>1076年中秋節，</w:t>
       </w:r>
       <w:r>
         <w:rPr>
@@ -1394,15 +1072,14 @@
           <w:szCs w:val="28"/>
           <w:u w:val="single"/>
         </w:rPr>
-        <w:t>宋神宗</w:t>
-      </w:r>
-      <w:r>
-        <w:rPr>
-          <w:rFonts w:hint="eastAsia"/>
-          <w:color w:val="0F0F0F"/>
-          <w:szCs w:val="28"/>
-        </w:rPr>
-        <w:t xml:space="preserve"> </w:t>
+        <w:t>蘇軾</w:t>
+      </w:r>
+      <w:r>
+        <w:rPr>
+          <w:color w:val="0F0F0F"/>
+          <w:szCs w:val="28"/>
+        </w:rPr>
+        <w:t>在</w:t>
       </w:r>
       <w:r>
         <w:rPr>
@@ -1410,14 +1087,14 @@
           <w:szCs w:val="28"/>
           <w:u w:val="single"/>
         </w:rPr>
-        <w:t>熙寧</w:t>
-      </w:r>
-      <w:r>
-        <w:rPr>
-          <w:color w:val="0F0F0F"/>
-          <w:szCs w:val="28"/>
-        </w:rPr>
-        <w:t>九年）中秋作者在</w:t>
+        <w:t>密州</w:t>
+      </w:r>
+      <w:r>
+        <w:rPr>
+          <w:color w:val="0F0F0F"/>
+          <w:szCs w:val="28"/>
+        </w:rPr>
+        <w:t>擔任地方官。當時他很想調到弟弟</w:t>
       </w:r>
       <w:r>
         <w:rPr>
@@ -1425,36 +1102,6 @@
           <w:szCs w:val="28"/>
           <w:u w:val="single"/>
         </w:rPr>
-        <w:t>密州</w:t>
-      </w:r>
-      <w:r>
-        <w:rPr>
-          <w:color w:val="0F0F0F"/>
-          <w:szCs w:val="28"/>
-        </w:rPr>
-        <w:t>時所作。</w:t>
-      </w:r>
-      <w:r>
-        <w:rPr>
-          <w:color w:val="0F0F0F"/>
-          <w:szCs w:val="28"/>
-          <w:u w:val="single"/>
-        </w:rPr>
-        <w:t>蘇軾</w:t>
-      </w:r>
-      <w:r>
-        <w:rPr>
-          <w:color w:val="0F0F0F"/>
-          <w:szCs w:val="28"/>
-        </w:rPr>
-        <w:t>曾經要求調任到離</w:t>
-      </w:r>
-      <w:r>
-        <w:rPr>
-          <w:color w:val="0F0F0F"/>
-          <w:szCs w:val="28"/>
-          <w:u w:val="single"/>
-        </w:rPr>
         <w:t>蘇轍</w:t>
       </w:r>
       <w:r>
@@ -1462,102 +1109,7 @@
           <w:color w:val="0F0F0F"/>
           <w:szCs w:val="28"/>
         </w:rPr>
-        <w:t>較近的地方為官，公元1074年（</w:t>
-      </w:r>
-      <w:r>
-        <w:rPr>
-          <w:color w:val="0F0F0F"/>
-          <w:szCs w:val="28"/>
-          <w:u w:val="single"/>
-        </w:rPr>
-        <w:t>熙寧</w:t>
-      </w:r>
-      <w:r>
-        <w:rPr>
-          <w:color w:val="0F0F0F"/>
-          <w:szCs w:val="28"/>
-        </w:rPr>
-        <w:t>七年）</w:t>
-      </w:r>
-      <w:r>
-        <w:rPr>
-          <w:color w:val="0F0F0F"/>
-          <w:szCs w:val="28"/>
-          <w:u w:val="single"/>
-        </w:rPr>
-        <w:t>蘇軾</w:t>
-      </w:r>
-      <w:proofErr w:type="gramStart"/>
-      <w:r>
-        <w:rPr>
-          <w:color w:val="0F0F0F"/>
-          <w:szCs w:val="28"/>
-        </w:rPr>
-        <w:t>差知</w:t>
-      </w:r>
-      <w:r>
-        <w:rPr>
-          <w:color w:val="0F0F0F"/>
-          <w:szCs w:val="28"/>
-          <w:u w:val="single"/>
-        </w:rPr>
-        <w:t>密</w:t>
-      </w:r>
-      <w:proofErr w:type="gramEnd"/>
-      <w:r>
-        <w:rPr>
-          <w:color w:val="0F0F0F"/>
-          <w:szCs w:val="28"/>
-          <w:u w:val="single"/>
-        </w:rPr>
-        <w:t>州</w:t>
-      </w:r>
-      <w:r>
-        <w:rPr>
-          <w:color w:val="0F0F0F"/>
-          <w:szCs w:val="28"/>
-        </w:rPr>
-        <w:t>。到</w:t>
-      </w:r>
-      <w:proofErr w:type="gramStart"/>
-      <w:r>
-        <w:rPr>
-          <w:color w:val="0F0F0F"/>
-          <w:szCs w:val="28"/>
-          <w:u w:val="single"/>
-        </w:rPr>
-        <w:t>密州</w:t>
-      </w:r>
-      <w:r>
-        <w:rPr>
-          <w:color w:val="0F0F0F"/>
-          <w:szCs w:val="28"/>
-        </w:rPr>
-        <w:t>後</w:t>
-      </w:r>
-      <w:proofErr w:type="gramEnd"/>
-      <w:r>
-        <w:rPr>
-          <w:color w:val="0F0F0F"/>
-          <w:szCs w:val="28"/>
-        </w:rPr>
-        <w:t>，這一願望仍無法實現。公元1076年的中秋，詞人面對一輪明月，心潮起伏，於是乘酒興正酣，揮筆寫下了這</w:t>
-      </w:r>
-      <w:proofErr w:type="gramStart"/>
-      <w:r>
-        <w:rPr>
-          <w:color w:val="0F0F0F"/>
-          <w:szCs w:val="28"/>
-        </w:rPr>
-        <w:t>首名篇</w:t>
-      </w:r>
-      <w:proofErr w:type="gramEnd"/>
-      <w:r>
-        <w:rPr>
-          <w:color w:val="0F0F0F"/>
-          <w:szCs w:val="28"/>
-        </w:rPr>
-        <w:t>。</w:t>
+        <w:t>附近工作，但願望一直沒能實現。那天晚上，他喝了點酒面對著明月，心裡有很多感觸，於是就寫下了這首著名的詞。</w:t>
       </w:r>
     </w:p>
     <w:p>
@@ -1575,33 +1127,27 @@
           <w:szCs w:val="32"/>
           <w:bdr w:val="single" w:sz="4" w:space="0" w:color="auto"/>
         </w:rPr>
+        <w:lastRenderedPageBreak/>
         <w:t>賞析</w:t>
       </w:r>
     </w:p>
     <w:p>
       <w:pPr>
-        <w:spacing w:after="0" w:line="480" w:lineRule="exact"/>
+        <w:spacing w:after="0" w:line="440" w:lineRule="exact"/>
         <w:ind w:left="-6" w:right="0" w:hanging="11"/>
-        <w:rPr>
-          <w:bCs/>
-          <w:szCs w:val="28"/>
-        </w:rPr>
-      </w:pPr>
-      <w:r>
-        <w:rPr>
-          <w:rFonts w:hint="eastAsia"/>
-          <w:bCs/>
-          <w:szCs w:val="28"/>
-        </w:rPr>
-        <w:t xml:space="preserve">    </w:t>
-      </w:r>
-      <w:r>
-        <w:rPr>
-          <w:rFonts w:hint="eastAsia"/>
-          <w:bCs/>
-          <w:szCs w:val="28"/>
-        </w:rPr>
-        <w:t>中秋之夜，皓月當空，月光如雪，人在月圓時常常會思家鄉，念親人，詞人</w:t>
+        <w:jc w:val="both"/>
+        <w:rPr>
+          <w:bCs/>
+          <w:szCs w:val="28"/>
+        </w:rPr>
+      </w:pPr>
+      <w:r>
+        <w:rPr>
+          <w:rFonts w:hint="eastAsia"/>
+          <w:bCs/>
+          <w:szCs w:val="28"/>
+        </w:rPr>
+        <w:t xml:space="preserve">   </w:t>
       </w:r>
       <w:r>
         <w:rPr>
@@ -1610,6 +1156,23 @@
           <w:szCs w:val="28"/>
           <w:u w:val="single"/>
         </w:rPr>
+        <w:t>北宋</w:t>
+      </w:r>
+      <w:r>
+        <w:rPr>
+          <w:rFonts w:hint="eastAsia"/>
+          <w:bCs/>
+          <w:szCs w:val="28"/>
+        </w:rPr>
+        <w:t>文學家</w:t>
+      </w:r>
+      <w:r>
+        <w:rPr>
+          <w:rFonts w:hint="eastAsia"/>
+          <w:bCs/>
+          <w:szCs w:val="28"/>
+          <w:u w:val="single"/>
+        </w:rPr>
         <w:t>蘇軾</w:t>
       </w:r>
       <w:r>
@@ -1618,7 +1181,34 @@
           <w:bCs/>
           <w:szCs w:val="28"/>
         </w:rPr>
-        <w:t>此時想起了已經分別七年的弟弟</w:t>
+        <w:t>的《水調歌頭·丙辰中秋》</w:t>
+      </w:r>
+      <w:proofErr w:type="gramStart"/>
+      <w:r>
+        <w:rPr>
+          <w:rFonts w:hint="eastAsia"/>
+          <w:bCs/>
+          <w:szCs w:val="28"/>
+        </w:rPr>
+        <w:t>堪稱千古詠月</w:t>
+      </w:r>
+      <w:proofErr w:type="gramEnd"/>
+      <w:r>
+        <w:rPr>
+          <w:rFonts w:hint="eastAsia"/>
+          <w:bCs/>
+          <w:szCs w:val="28"/>
+        </w:rPr>
+        <w:t>絕唱。這</w:t>
+      </w:r>
+      <w:proofErr w:type="gramStart"/>
+      <w:r>
+        <w:rPr>
+          <w:rFonts w:hint="eastAsia"/>
+          <w:bCs/>
+          <w:szCs w:val="28"/>
+        </w:rPr>
+        <w:t>首詞作於</w:t>
       </w:r>
       <w:r>
         <w:rPr>
@@ -1627,6 +1217,39 @@
           <w:szCs w:val="28"/>
           <w:u w:val="single"/>
         </w:rPr>
+        <w:t>密州</w:t>
+      </w:r>
+      <w:r>
+        <w:rPr>
+          <w:rFonts w:hint="eastAsia"/>
+          <w:bCs/>
+          <w:szCs w:val="28"/>
+        </w:rPr>
+        <w:t>任所</w:t>
+      </w:r>
+      <w:proofErr w:type="gramEnd"/>
+      <w:r>
+        <w:rPr>
+          <w:bCs/>
+          <w:szCs w:val="28"/>
+        </w:rPr>
+        <w:br/>
+      </w:r>
+      <w:r>
+        <w:rPr>
+          <w:rFonts w:hint="eastAsia"/>
+          <w:bCs/>
+          <w:szCs w:val="28"/>
+        </w:rPr>
+        <w:t>，當時他與弟弟</w:t>
+      </w:r>
+      <w:r>
+        <w:rPr>
+          <w:rFonts w:hint="eastAsia"/>
+          <w:bCs/>
+          <w:szCs w:val="28"/>
+          <w:u w:val="single"/>
+        </w:rPr>
         <w:t>蘇轍</w:t>
       </w:r>
       <w:r>
@@ -1635,7 +1258,7 @@
           <w:bCs/>
           <w:szCs w:val="28"/>
         </w:rPr>
-        <w:t>。詞人舉杯望月，不禁觸景生情，睹物思人，</w:t>
+        <w:t>已經長達七年未曾相見。</w:t>
       </w:r>
       <w:proofErr w:type="gramStart"/>
       <w:r>
@@ -1644,7 +1267,7 @@
           <w:bCs/>
           <w:szCs w:val="28"/>
         </w:rPr>
-        <w:t>隨作此詞</w:t>
+        <w:t>全詞將</w:t>
       </w:r>
       <w:proofErr w:type="gramEnd"/>
       <w:r>
@@ -1653,25 +1276,42 @@
           <w:bCs/>
           <w:szCs w:val="28"/>
         </w:rPr>
-        <w:t>。</w:t>
+        <w:t>哲理思考、浪漫想像與深摯的情感完美</w:t>
+      </w:r>
+      <w:r>
+        <w:rPr>
+          <w:rFonts w:hint="eastAsia"/>
+          <w:b/>
+          <w:szCs w:val="28"/>
+        </w:rPr>
+        <w:t>揉合</w:t>
+      </w:r>
+      <w:r>
+        <w:rPr>
+          <w:rFonts w:hint="eastAsia"/>
+          <w:bCs/>
+          <w:szCs w:val="28"/>
+        </w:rPr>
+        <w:t>，展現出極高的藝術成就。</w:t>
       </w:r>
     </w:p>
     <w:p>
       <w:pPr>
-        <w:spacing w:after="0" w:line="480" w:lineRule="exact"/>
+        <w:spacing w:after="0" w:line="440" w:lineRule="exact"/>
         <w:ind w:left="-6" w:right="0" w:hanging="11"/>
-        <w:rPr>
-          <w:bCs/>
-          <w:szCs w:val="28"/>
-        </w:rPr>
-      </w:pPr>
-      <w:r>
-        <w:rPr>
-          <w:rFonts w:hint="eastAsia"/>
-          <w:bCs/>
-          <w:szCs w:val="28"/>
-        </w:rPr>
-        <w:t xml:space="preserve">    </w:t>
+        <w:jc w:val="both"/>
+        <w:rPr>
+          <w:bCs/>
+          <w:szCs w:val="28"/>
+        </w:rPr>
+      </w:pPr>
+      <w:r>
+        <w:rPr>
+          <w:rFonts w:hint="eastAsia"/>
+          <w:bCs/>
+          <w:szCs w:val="28"/>
+        </w:rPr>
+        <w:t xml:space="preserve">　　</w:t>
       </w:r>
       <w:proofErr w:type="gramStart"/>
       <w:r>
@@ -1680,7 +1320,7 @@
           <w:bCs/>
           <w:szCs w:val="28"/>
         </w:rPr>
-        <w:t>上闕</w:t>
+        <w:t>詞前小序</w:t>
       </w:r>
       <w:proofErr w:type="gramEnd"/>
       <w:r>
@@ -1689,7 +1329,7 @@
           <w:bCs/>
           <w:szCs w:val="28"/>
         </w:rPr>
-        <w:t>：</w:t>
+        <w:t>「丙辰中秋，歡飲達旦，大醉，作此篇，</w:t>
       </w:r>
       <w:proofErr w:type="gramStart"/>
       <w:r>
@@ -1698,7 +1338,7 @@
           <w:bCs/>
           <w:szCs w:val="28"/>
         </w:rPr>
-        <w:t>本詞開篇</w:t>
+        <w:t>兼懷子</w:t>
       </w:r>
       <w:proofErr w:type="gramEnd"/>
       <w:r>
@@ -1707,16 +1347,25 @@
           <w:bCs/>
           <w:szCs w:val="28"/>
         </w:rPr>
-        <w:t>“明月幾時有？把酒問青天</w:t>
+        <w:t>由」點明瞭創作背景。起首「明月幾時有？把酒問青天」</w:t>
       </w:r>
       <w:proofErr w:type="gramStart"/>
       <w:r>
         <w:rPr>
           <w:rFonts w:hint="eastAsia"/>
-          <w:bCs/>
-          <w:szCs w:val="28"/>
-        </w:rPr>
-        <w:t>”</w:t>
+          <w:b/>
+          <w:szCs w:val="28"/>
+        </w:rPr>
+        <w:t>化用</w:t>
+      </w:r>
+      <w:r>
+        <w:rPr>
+          <w:rFonts w:hint="eastAsia"/>
+          <w:bCs/>
+          <w:szCs w:val="28"/>
+          <w:u w:val="single"/>
+        </w:rPr>
+        <w:t>李白</w:t>
       </w:r>
       <w:proofErr w:type="gramEnd"/>
       <w:r>
@@ -1725,23 +1374,68 @@
           <w:bCs/>
           <w:szCs w:val="28"/>
         </w:rPr>
-        <w:t>，氣勢</w:t>
-      </w:r>
+        <w:t>「青天有月來幾時？我</w:t>
+      </w:r>
+      <w:proofErr w:type="gramStart"/>
+      <w:r>
+        <w:rPr>
+          <w:rFonts w:hint="eastAsia"/>
+          <w:bCs/>
+          <w:szCs w:val="28"/>
+        </w:rPr>
+        <w:t>今停杯</w:t>
+      </w:r>
+      <w:proofErr w:type="gramEnd"/>
+      <w:r>
+        <w:rPr>
+          <w:rFonts w:hint="eastAsia"/>
+          <w:bCs/>
+          <w:szCs w:val="28"/>
+        </w:rPr>
+        <w:t>一問之」，</w:t>
+      </w:r>
+      <w:r>
+        <w:rPr>
+          <w:rFonts w:hint="eastAsia"/>
+          <w:bCs/>
+          <w:szCs w:val="28"/>
+        </w:rPr>
+        <w:t>展現了</w:t>
+      </w:r>
+      <w:r>
+        <w:rPr>
+          <w:rFonts w:hint="eastAsia"/>
+          <w:bCs/>
+          <w:szCs w:val="28"/>
+          <w:u w:val="single"/>
+        </w:rPr>
+        <w:t>蘇軾</w:t>
+      </w:r>
+      <w:bookmarkStart w:id="0" w:name="_Hlk241588032"/>
       <w:r>
         <w:rPr>
           <w:rFonts w:hint="eastAsia"/>
           <w:b/>
           <w:szCs w:val="28"/>
         </w:rPr>
-        <w:t>豪爽</w:t>
-      </w:r>
-      <w:r>
-        <w:rPr>
-          <w:rFonts w:hint="eastAsia"/>
-          <w:bCs/>
-          <w:szCs w:val="28"/>
-        </w:rPr>
-        <w:t>、</w:t>
+        <w:t>縱橫豪邁</w:t>
+      </w:r>
+      <w:bookmarkEnd w:id="0"/>
+      <w:r>
+        <w:rPr>
+          <w:rFonts w:hint="eastAsia"/>
+          <w:bCs/>
+          <w:szCs w:val="28"/>
+        </w:rPr>
+        <w:t>的胸襟氣魄。</w:t>
+      </w:r>
+      <w:r>
+        <w:rPr>
+          <w:rFonts w:hint="eastAsia"/>
+          <w:bCs/>
+          <w:szCs w:val="28"/>
+        </w:rPr>
+        <w:t>面對永恆的明月，詩人發出宏大的天問，隨之帶出「不知天上宮闕，今夕是何年」的</w:t>
       </w:r>
       <w:r>
         <w:rPr>
@@ -1749,119 +1443,42 @@
           <w:b/>
           <w:szCs w:val="28"/>
         </w:rPr>
-        <w:t>瀟灑</w:t>
-      </w:r>
-      <w:r>
-        <w:rPr>
-          <w:rFonts w:hint="eastAsia"/>
-          <w:bCs/>
-          <w:szCs w:val="28"/>
-        </w:rPr>
-        <w:t>，似有</w:t>
-      </w:r>
-      <w:r>
-        <w:rPr>
-          <w:rFonts w:hint="eastAsia"/>
-          <w:b/>
-          <w:szCs w:val="28"/>
-        </w:rPr>
-        <w:t>超然物外</w:t>
-      </w:r>
-      <w:r>
-        <w:rPr>
-          <w:rFonts w:hint="eastAsia"/>
-          <w:bCs/>
-          <w:szCs w:val="28"/>
-        </w:rPr>
-        <w:t>之神態。“不知天上宮闕、今夕是何年”，將天上與人間作時間上的對比，突出了他當時“仕”與“隱”的矛盾心理。“我欲乘風歸去，惟恐瓊樓玉宇，高處不勝寒”，從字</w:t>
-      </w:r>
-      <w:proofErr w:type="gramStart"/>
-      <w:r>
-        <w:rPr>
-          <w:rFonts w:hint="eastAsia"/>
-          <w:bCs/>
-          <w:szCs w:val="28"/>
-        </w:rPr>
-        <w:t>裏</w:t>
-      </w:r>
-      <w:proofErr w:type="gramEnd"/>
-      <w:r>
-        <w:rPr>
-          <w:rFonts w:hint="eastAsia"/>
-          <w:bCs/>
-          <w:szCs w:val="28"/>
-        </w:rPr>
-        <w:t>行間我們可以看出，詩人不滿與現實，企望天上的</w:t>
-      </w:r>
-      <w:proofErr w:type="gramStart"/>
-      <w:r>
-        <w:rPr>
-          <w:rFonts w:hint="eastAsia"/>
-          <w:bCs/>
-          <w:szCs w:val="28"/>
-        </w:rPr>
-        <w:t>純潔，然而</w:t>
-      </w:r>
-      <w:proofErr w:type="gramEnd"/>
-      <w:r>
-        <w:rPr>
-          <w:rFonts w:hint="eastAsia"/>
-          <w:bCs/>
-          <w:szCs w:val="28"/>
-        </w:rPr>
-        <w:t>天上和人間沒什麼兩樣，同樣也有不可逆轉的缺憾。“起舞弄清影，何似在人間”則是詩人的想像，詩人想像著自</w:t>
-      </w:r>
-      <w:r>
-        <w:rPr>
-          <w:rFonts w:hint="eastAsia"/>
-          <w:bCs/>
-          <w:szCs w:val="28"/>
-        </w:rPr>
-        <w:t>己已</w:t>
-      </w:r>
-      <w:r>
-        <w:rPr>
-          <w:rFonts w:hint="eastAsia"/>
-          <w:bCs/>
-          <w:szCs w:val="28"/>
-        </w:rPr>
-        <w:t>然身處“瓊樓玉宇”，與仙人一同翩翩起舞。可能是酒的作用吧，覺得月</w:t>
-      </w:r>
-      <w:proofErr w:type="gramStart"/>
-      <w:r>
-        <w:rPr>
-          <w:rFonts w:hint="eastAsia"/>
-          <w:bCs/>
-          <w:szCs w:val="28"/>
-        </w:rPr>
-        <w:t>下清影好像</w:t>
-      </w:r>
-      <w:proofErr w:type="gramEnd"/>
-      <w:r>
-        <w:rPr>
-          <w:rFonts w:hint="eastAsia"/>
-          <w:bCs/>
-          <w:szCs w:val="28"/>
-        </w:rPr>
-        <w:t>不是在人間。</w:t>
+        <w:t>遐想</w:t>
+      </w:r>
+      <w:r>
+        <w:rPr>
+          <w:rFonts w:hint="eastAsia"/>
+          <w:bCs/>
+          <w:szCs w:val="28"/>
+        </w:rPr>
+        <w:t>。</w:t>
       </w:r>
     </w:p>
     <w:p>
       <w:pPr>
-        <w:spacing w:after="0" w:line="480" w:lineRule="exact"/>
+        <w:spacing w:after="0" w:line="440" w:lineRule="exact"/>
         <w:ind w:left="-6" w:right="0" w:hanging="11"/>
-        <w:rPr>
-          <w:bCs/>
-          <w:szCs w:val="28"/>
-        </w:rPr>
-      </w:pPr>
-      <w:r>
-        <w:rPr>
-          <w:rFonts w:hint="eastAsia"/>
-          <w:bCs/>
-          <w:szCs w:val="28"/>
-        </w:rPr>
-        <w:t xml:space="preserve">    </w:t>
+        <w:jc w:val="both"/>
+        <w:rPr>
+          <w:bCs/>
+          <w:szCs w:val="28"/>
+        </w:rPr>
+      </w:pPr>
+      <w:r>
+        <w:rPr>
+          <w:rFonts w:hint="eastAsia"/>
+          <w:bCs/>
+          <w:szCs w:val="28"/>
+        </w:rPr>
+        <w:t xml:space="preserve">　　</w:t>
+      </w:r>
+      <w:r>
+        <w:rPr>
+          <w:rFonts w:hint="eastAsia"/>
+          <w:bCs/>
+          <w:szCs w:val="28"/>
+        </w:rPr>
+        <w:t>上片轉入神話世界的想像：「我欲</w:t>
       </w:r>
       <w:proofErr w:type="gramStart"/>
       <w:r>
@@ -1870,7 +1487,7 @@
           <w:bCs/>
           <w:szCs w:val="28"/>
         </w:rPr>
-        <w:t>下闕</w:t>
+        <w:t>乘風歸去</w:t>
       </w:r>
       <w:proofErr w:type="gramEnd"/>
       <w:r>
@@ -1879,7 +1496,23 @@
           <w:bCs/>
           <w:szCs w:val="28"/>
         </w:rPr>
-        <w:t>：“轉朱閣，低</w:t>
+        <w:t>，又恐瓊樓玉宇，高處不勝寒。」詩人雖嚮往仙境的</w:t>
+      </w:r>
+      <w:r>
+        <w:rPr>
+          <w:rFonts w:hint="eastAsia"/>
+          <w:b/>
+          <w:szCs w:val="28"/>
+        </w:rPr>
+        <w:t>清靜高潔</w:t>
+      </w:r>
+      <w:r>
+        <w:rPr>
+          <w:rFonts w:hint="eastAsia"/>
+          <w:bCs/>
+          <w:szCs w:val="28"/>
+        </w:rPr>
+        <w:t>，但清冷孤寂的環境又讓他卻步，於是「起舞弄</w:t>
       </w:r>
       <w:proofErr w:type="gramStart"/>
       <w:r>
@@ -1888,7 +1521,7 @@
           <w:bCs/>
           <w:szCs w:val="28"/>
         </w:rPr>
-        <w:t>綺</w:t>
+        <w:t>清影，何似</w:t>
       </w:r>
       <w:proofErr w:type="gramEnd"/>
       <w:r>
@@ -1897,347 +1530,34 @@
           <w:bCs/>
           <w:szCs w:val="28"/>
         </w:rPr>
-        <w:t>戶，照無眠。不</w:t>
-      </w:r>
-      <w:proofErr w:type="gramStart"/>
-      <w:r>
-        <w:rPr>
-          <w:rFonts w:hint="eastAsia"/>
-          <w:bCs/>
-          <w:szCs w:val="28"/>
-        </w:rPr>
-        <w:t>應有恨</w:t>
-      </w:r>
-      <w:proofErr w:type="gramEnd"/>
-      <w:r>
-        <w:rPr>
-          <w:rFonts w:hint="eastAsia"/>
-          <w:bCs/>
-          <w:szCs w:val="28"/>
-        </w:rPr>
-        <w:t>，何事長向別時圓。”轉動的月光照著華美的宮殿，照著雕花的門窗，照著難以成眠的思親之人，叫人覺得</w:t>
-      </w:r>
-      <w:proofErr w:type="gramStart"/>
-      <w:r>
-        <w:rPr>
-          <w:rFonts w:hint="eastAsia"/>
-          <w:bCs/>
-          <w:szCs w:val="28"/>
-        </w:rPr>
-        <w:t>悽</w:t>
-      </w:r>
-      <w:proofErr w:type="gramEnd"/>
-      <w:r>
-        <w:rPr>
-          <w:rFonts w:hint="eastAsia"/>
-          <w:bCs/>
-          <w:szCs w:val="28"/>
-        </w:rPr>
-        <w:t>清</w:t>
-      </w:r>
-      <w:r>
-        <w:rPr>
-          <w:rFonts w:hint="eastAsia"/>
-          <w:bCs/>
-          <w:szCs w:val="28"/>
-        </w:rPr>
-        <w:t>、</w:t>
-      </w:r>
-      <w:proofErr w:type="gramStart"/>
-      <w:r>
-        <w:rPr>
-          <w:rFonts w:hint="eastAsia"/>
-          <w:bCs/>
-          <w:szCs w:val="28"/>
-        </w:rPr>
-        <w:t>冷落</w:t>
-      </w:r>
-      <w:r>
-        <w:rPr>
-          <w:rFonts w:hint="eastAsia"/>
-          <w:bCs/>
-          <w:szCs w:val="28"/>
-        </w:rPr>
-        <w:t>、</w:t>
-      </w:r>
-      <w:proofErr w:type="gramEnd"/>
-      <w:r>
-        <w:rPr>
-          <w:rFonts w:hint="eastAsia"/>
-          <w:bCs/>
-          <w:szCs w:val="28"/>
-        </w:rPr>
-        <w:t>孤獨。按理説，月亮不應該有怨恨吧</w:t>
-      </w:r>
-      <w:r>
-        <w:rPr>
-          <w:rFonts w:hint="eastAsia"/>
-          <w:bCs/>
-          <w:szCs w:val="28"/>
-        </w:rPr>
-        <w:t>？</w:t>
-      </w:r>
-      <w:r>
-        <w:rPr>
-          <w:rFonts w:hint="eastAsia"/>
-          <w:bCs/>
-          <w:szCs w:val="28"/>
-        </w:rPr>
-        <w:t>可</w:t>
-      </w:r>
-      <w:r>
-        <w:rPr>
-          <w:rFonts w:hint="eastAsia"/>
-          <w:bCs/>
-          <w:szCs w:val="28"/>
-        </w:rPr>
-        <w:t>是</w:t>
-      </w:r>
-      <w:r>
-        <w:rPr>
-          <w:rFonts w:hint="eastAsia"/>
-          <w:bCs/>
-          <w:szCs w:val="28"/>
-        </w:rPr>
-        <w:t>它為什麼常常要在人們離別的時候、在思念親人的時候</w:t>
-      </w:r>
-      <w:proofErr w:type="gramStart"/>
-      <w:r>
-        <w:rPr>
-          <w:rFonts w:hint="eastAsia"/>
-          <w:bCs/>
-          <w:szCs w:val="28"/>
-        </w:rPr>
-        <w:t>才圓呢</w:t>
-      </w:r>
-      <w:proofErr w:type="gramEnd"/>
-      <w:r>
-        <w:rPr>
-          <w:rFonts w:hint="eastAsia"/>
-          <w:bCs/>
-          <w:szCs w:val="28"/>
-        </w:rPr>
-        <w:t>？仿佛與人過不去一般。</w:t>
-      </w:r>
-      <w:r>
-        <w:rPr>
-          <w:bCs/>
-          <w:szCs w:val="28"/>
-        </w:rPr>
-        <w:t xml:space="preserve"> </w:t>
-      </w:r>
-      <w:r>
-        <w:rPr>
-          <w:rFonts w:hint="eastAsia"/>
-          <w:bCs/>
-          <w:szCs w:val="28"/>
-        </w:rPr>
-        <w:t>而</w:t>
-      </w:r>
-      <w:r>
-        <w:rPr>
-          <w:bCs/>
-          <w:szCs w:val="28"/>
-        </w:rPr>
-        <w:t>事實上</w:t>
-      </w:r>
-      <w:r>
-        <w:rPr>
-          <w:rFonts w:hint="eastAsia"/>
-          <w:bCs/>
-          <w:szCs w:val="28"/>
-        </w:rPr>
-        <w:t>並</w:t>
-      </w:r>
-      <w:r>
-        <w:rPr>
-          <w:bCs/>
-          <w:szCs w:val="28"/>
-        </w:rPr>
-        <w:t>非如此啊</w:t>
-      </w:r>
-      <w:r>
-        <w:rPr>
-          <w:rFonts w:hint="eastAsia"/>
-          <w:bCs/>
-          <w:szCs w:val="28"/>
-        </w:rPr>
-        <w:t>！</w:t>
-      </w:r>
-      <w:r>
-        <w:rPr>
-          <w:bCs/>
-          <w:szCs w:val="28"/>
-        </w:rPr>
-        <w:t>“人有悲歡離合，月有陰晴圓缺，此事古難全。</w:t>
-      </w:r>
-      <w:proofErr w:type="gramStart"/>
-      <w:r>
-        <w:rPr>
-          <w:bCs/>
-          <w:szCs w:val="28"/>
-        </w:rPr>
-        <w:t>”及此</w:t>
-      </w:r>
-      <w:proofErr w:type="gramEnd"/>
-      <w:r>
-        <w:rPr>
-          <w:bCs/>
-          <w:szCs w:val="28"/>
-        </w:rPr>
-        <w:t>，詞人由情感的</w:t>
-      </w:r>
-      <w:r>
-        <w:rPr>
-          <w:b/>
-          <w:szCs w:val="28"/>
-        </w:rPr>
-        <w:t>激越</w:t>
-      </w:r>
-      <w:r>
-        <w:rPr>
-          <w:bCs/>
-          <w:szCs w:val="28"/>
-        </w:rPr>
-        <w:t>轉入了理智的</w:t>
-      </w:r>
-      <w:r>
-        <w:rPr>
-          <w:rFonts w:hint="eastAsia"/>
-          <w:b/>
-          <w:szCs w:val="28"/>
-        </w:rPr>
-        <w:t>超脫</w:t>
-      </w:r>
-      <w:r>
-        <w:rPr>
-          <w:rFonts w:hint="eastAsia"/>
-          <w:bCs/>
-          <w:szCs w:val="28"/>
-        </w:rPr>
-        <w:t>，化悲怨為</w:t>
-      </w:r>
-      <w:r>
-        <w:rPr>
-          <w:rFonts w:hint="eastAsia"/>
-          <w:b/>
-          <w:szCs w:val="28"/>
-        </w:rPr>
-        <w:t>豁達</w:t>
-      </w:r>
-      <w:r>
-        <w:rPr>
-          <w:rFonts w:hint="eastAsia"/>
-          <w:bCs/>
-          <w:szCs w:val="28"/>
-        </w:rPr>
-        <w:t>，告訴人們，這原本是自然規律，沒必要死死糾纏</w:t>
-      </w:r>
-      <w:r>
-        <w:rPr>
-          <w:rFonts w:hint="eastAsia"/>
-          <w:bCs/>
-          <w:szCs w:val="28"/>
-        </w:rPr>
-        <w:t>於</w:t>
-      </w:r>
-      <w:r>
-        <w:rPr>
-          <w:rFonts w:hint="eastAsia"/>
-          <w:bCs/>
-          <w:szCs w:val="28"/>
-        </w:rPr>
-        <w:t>其中，應退而思之。“但願人長久，千里共蟬娟”，</w:t>
-      </w:r>
-      <w:r>
-        <w:rPr>
-          <w:rFonts w:hint="eastAsia"/>
-          <w:bCs/>
-          <w:szCs w:val="28"/>
-        </w:rPr>
-        <w:t>藉由明月</w:t>
-      </w:r>
-      <w:r>
-        <w:rPr>
-          <w:rFonts w:hint="eastAsia"/>
-          <w:bCs/>
-          <w:szCs w:val="28"/>
-        </w:rPr>
-        <w:t>打通空間的阻隔</w:t>
-      </w:r>
-      <w:r>
-        <w:rPr>
-          <w:rFonts w:hint="eastAsia"/>
-          <w:bCs/>
-          <w:szCs w:val="28"/>
-        </w:rPr>
-        <w:t>，</w:t>
-      </w:r>
-      <w:r>
-        <w:rPr>
-          <w:rFonts w:hint="eastAsia"/>
-          <w:bCs/>
-          <w:szCs w:val="28"/>
-        </w:rPr>
-        <w:t>把分離的人結合在一起。</w:t>
-      </w:r>
-      <w:r>
-        <w:rPr>
-          <w:rFonts w:hint="eastAsia"/>
-          <w:bCs/>
-          <w:szCs w:val="28"/>
-        </w:rPr>
-        <w:t>只要健康常在，可以千里共賞一輪明月，共同寄託相思之情啊！</w:t>
-      </w:r>
-      <w:r>
-        <w:rPr>
-          <w:rFonts w:hint="eastAsia"/>
-          <w:bCs/>
-          <w:szCs w:val="28"/>
-        </w:rPr>
-        <w:t>這二句</w:t>
-      </w:r>
-      <w:r>
-        <w:rPr>
-          <w:rFonts w:hint="eastAsia"/>
-          <w:bCs/>
-          <w:szCs w:val="28"/>
-        </w:rPr>
-        <w:t>恰到好處</w:t>
-      </w:r>
-      <w:r>
-        <w:rPr>
-          <w:rFonts w:hint="eastAsia"/>
-          <w:bCs/>
-          <w:szCs w:val="28"/>
-        </w:rPr>
-        <w:t>的</w:t>
-      </w:r>
-      <w:r>
-        <w:rPr>
-          <w:rFonts w:hint="eastAsia"/>
-          <w:bCs/>
-          <w:szCs w:val="28"/>
-        </w:rPr>
-        <w:t>表達了詩人樂觀向上的人生態度。</w:t>
+        <w:t>在人間」。這份微妙的心理轉折，體現出他最終選擇立足現實、熱愛人間煙火的通達心境。</w:t>
       </w:r>
     </w:p>
     <w:p>
       <w:pPr>
-        <w:spacing w:after="0" w:line="480" w:lineRule="exact"/>
+        <w:spacing w:after="0" w:line="440" w:lineRule="exact"/>
         <w:ind w:left="-6" w:right="0" w:hanging="11"/>
-        <w:rPr>
-          <w:bCs/>
-          <w:szCs w:val="28"/>
-        </w:rPr>
-      </w:pPr>
-      <w:r>
-        <w:rPr>
-          <w:rFonts w:hint="eastAsia"/>
-          <w:bCs/>
-          <w:szCs w:val="28"/>
-        </w:rPr>
-        <w:t xml:space="preserve">    </w:t>
+        <w:jc w:val="both"/>
+        <w:rPr>
+          <w:bCs/>
+          <w:szCs w:val="28"/>
+        </w:rPr>
+      </w:pPr>
+      <w:r>
+        <w:rPr>
+          <w:rFonts w:hint="eastAsia"/>
+          <w:bCs/>
+          <w:szCs w:val="28"/>
+        </w:rPr>
+        <w:t xml:space="preserve">　　</w:t>
+      </w:r>
+      <w:r>
+        <w:rPr>
+          <w:rFonts w:hint="eastAsia"/>
+          <w:bCs/>
+          <w:szCs w:val="28"/>
+        </w:rPr>
+        <w:t>下片由</w:t>
       </w:r>
       <w:proofErr w:type="gramStart"/>
       <w:r>
@@ -2246,7 +1566,7 @@
           <w:bCs/>
           <w:szCs w:val="28"/>
         </w:rPr>
-        <w:t>本詞通</w:t>
+        <w:t>景入情</w:t>
       </w:r>
       <w:proofErr w:type="gramEnd"/>
       <w:r>
@@ -2255,7 +1575,7 @@
           <w:bCs/>
           <w:szCs w:val="28"/>
         </w:rPr>
-        <w:t>篇咏月，月是詞的中心形象，卻處處蘊含著人間情事。</w:t>
+        <w:t>，將筆觸轉向人間悲歡。「</w:t>
       </w:r>
       <w:proofErr w:type="gramStart"/>
       <w:r>
@@ -2264,7 +1584,7 @@
           <w:bCs/>
           <w:szCs w:val="28"/>
         </w:rPr>
-        <w:t>詞作虛實</w:t>
+        <w:t>轉朱閣</w:t>
       </w:r>
       <w:proofErr w:type="gramEnd"/>
       <w:r>
@@ -2273,7 +1593,7 @@
           <w:bCs/>
           <w:szCs w:val="28"/>
         </w:rPr>
-        <w:t>並舉，</w:t>
+        <w:t>，低</w:t>
       </w:r>
       <w:proofErr w:type="gramStart"/>
       <w:r>
@@ -2282,7 +1602,7 @@
           <w:bCs/>
           <w:szCs w:val="28"/>
         </w:rPr>
-        <w:t>通篇觀之</w:t>
+        <w:t>綺</w:t>
       </w:r>
       <w:proofErr w:type="gramEnd"/>
       <w:r>
@@ -2291,7 +1611,7 @@
           <w:bCs/>
           <w:szCs w:val="28"/>
         </w:rPr>
-        <w:t>，意境在虛虛實實中跳躍，情感在幻想與現實中穿梭，思緒在天上與人世間徘徊，借</w:t>
+        <w:t>戶，照無眠」描繪夜深人靜時月光移動的軌跡，也映照出</w:t>
       </w:r>
       <w:proofErr w:type="gramStart"/>
       <w:r>
@@ -2300,41 +1620,53 @@
           <w:bCs/>
           <w:szCs w:val="28"/>
         </w:rPr>
-        <w:t>自然界中月的</w:t>
+        <w:t>因思親而</w:t>
       </w:r>
       <w:proofErr w:type="gramEnd"/>
       <w:r>
         <w:rPr>
           <w:rFonts w:hint="eastAsia"/>
-          <w:bCs/>
-          <w:szCs w:val="28"/>
-        </w:rPr>
-        <w:t>陰晴圓缺，品味濃厚深刻的人生</w:t>
-      </w:r>
-      <w:r>
-        <w:rPr>
-          <w:rFonts w:hint="eastAsia"/>
           <w:b/>
           <w:szCs w:val="28"/>
         </w:rPr>
-        <w:t>哲理</w:t>
-      </w:r>
-      <w:r>
-        <w:rPr>
-          <w:rFonts w:hint="eastAsia"/>
-          <w:bCs/>
-          <w:szCs w:val="28"/>
-        </w:rPr>
-        <w:t>，詞人終於求得出了出路</w:t>
+        <w:t>輾轉難眠</w:t>
+      </w:r>
+      <w:r>
+        <w:rPr>
+          <w:rFonts w:hint="eastAsia"/>
+          <w:bCs/>
+          <w:szCs w:val="28"/>
+        </w:rPr>
+        <w:t>的遊子。隨後發出深情的埋</w:t>
+      </w:r>
+      <w:r>
+        <w:rPr>
+          <w:rFonts w:hint="eastAsia"/>
+          <w:bCs/>
+          <w:szCs w:val="28"/>
+        </w:rPr>
+        <w:t>（</w:t>
       </w:r>
       <w:proofErr w:type="gramStart"/>
       <w:r>
         <w:rPr>
           <w:rFonts w:hint="eastAsia"/>
           <w:bCs/>
-          <w:szCs w:val="28"/>
-        </w:rPr>
-        <w:t>——</w:t>
+          <w:color w:val="FF0000"/>
+          <w:sz w:val="16"/>
+          <w:szCs w:val="16"/>
+        </w:rPr>
+        <w:t>ㄇㄢ</w:t>
+      </w:r>
+      <w:r>
+        <w:rPr>
+          <w:rFonts w:hint="eastAsia"/>
+          <w:bCs/>
+          <w:color w:val="FF0000"/>
+          <w:sz w:val="16"/>
+          <w:szCs w:val="16"/>
+        </w:rPr>
+        <w:t>ˊ</w:t>
       </w:r>
       <w:proofErr w:type="gramEnd"/>
       <w:r>
@@ -2343,7 +1675,15 @@
           <w:bCs/>
           <w:szCs w:val="28"/>
         </w:rPr>
-        <w:t>離合的悲歡，政途的苦悶，只可借自寬自慰來消解，只能以</w:t>
+        <w:t>）</w:t>
+      </w:r>
+      <w:r>
+        <w:rPr>
+          <w:rFonts w:hint="eastAsia"/>
+          <w:bCs/>
+          <w:szCs w:val="28"/>
+        </w:rPr>
+        <w:t>怨：「不</w:t>
       </w:r>
       <w:proofErr w:type="gramStart"/>
       <w:r>
@@ -2352,7 +1692,7 @@
           <w:bCs/>
           <w:szCs w:val="28"/>
         </w:rPr>
-        <w:t>曠</w:t>
+        <w:t>應有恨</w:t>
       </w:r>
       <w:proofErr w:type="gramEnd"/>
       <w:r>
@@ -2361,106 +1701,161 @@
           <w:bCs/>
           <w:szCs w:val="28"/>
         </w:rPr>
-        <w:t>達的心態一</w:t>
-      </w:r>
-      <w:proofErr w:type="gramStart"/>
-      <w:r>
-        <w:rPr>
-          <w:rFonts w:hint="eastAsia"/>
-          <w:bCs/>
-          <w:szCs w:val="28"/>
-        </w:rPr>
-        <w:t>笑而了之</w:t>
-      </w:r>
-      <w:proofErr w:type="gramEnd"/>
-      <w:r>
-        <w:rPr>
-          <w:rFonts w:hint="eastAsia"/>
-          <w:bCs/>
-          <w:szCs w:val="28"/>
-        </w:rPr>
-        <w:t>。</w:t>
+        <w:t>，何事長向別時圓？」明月本無情，卻總在親人聚少離多時圓滿，這正是對命運無常的無奈嘆息。</w:t>
       </w:r>
     </w:p>
     <w:p>
       <w:pPr>
-        <w:spacing w:after="0" w:line="480" w:lineRule="exact"/>
+        <w:spacing w:after="0" w:line="440" w:lineRule="exact"/>
         <w:ind w:left="-6" w:right="0" w:hanging="11"/>
-        <w:rPr>
-          <w:bCs/>
-          <w:spacing w:val="-6"/>
-          <w:szCs w:val="28"/>
-        </w:rPr>
-      </w:pPr>
-      <w:r>
-        <w:rPr>
-          <w:rFonts w:hint="eastAsia"/>
-          <w:bCs/>
-          <w:spacing w:val="-6"/>
-          <w:szCs w:val="28"/>
-        </w:rPr>
-        <w:t>(資料來源：</w:t>
-      </w:r>
-      <w:hyperlink r:id="rId10" w:history="1">
-        <w:r>
-          <w:rPr>
-            <w:rStyle w:val="a7"/>
-            <w:bCs/>
-            <w:spacing w:val="-6"/>
-            <w:szCs w:val="28"/>
-          </w:rPr>
-          <w:t>https://bit.ly/3Dv07xe</w:t>
-        </w:r>
-      </w:hyperlink>
-      <w:hyperlink r:id="rId11" w:history="1"/>
-      <w:r>
-        <w:rPr>
-          <w:rFonts w:hint="eastAsia"/>
-          <w:bCs/>
-          <w:spacing w:val="-6"/>
-          <w:szCs w:val="28"/>
-        </w:rPr>
-        <w:t>)</w:t>
+        <w:jc w:val="both"/>
+        <w:rPr>
+          <w:bCs/>
+          <w:spacing w:val="-4"/>
+          <w:szCs w:val="28"/>
+        </w:rPr>
+      </w:pPr>
+      <w:r>
+        <w:rPr>
+          <w:rFonts w:hint="eastAsia"/>
+          <w:bCs/>
+          <w:szCs w:val="28"/>
+        </w:rPr>
+        <w:t xml:space="preserve">　　</w:t>
+      </w:r>
+      <w:proofErr w:type="gramStart"/>
+      <w:r>
+        <w:rPr>
+          <w:rFonts w:hint="eastAsia"/>
+          <w:bCs/>
+          <w:spacing w:val="-4"/>
+          <w:szCs w:val="28"/>
+        </w:rPr>
+        <w:t>全詞的</w:t>
+      </w:r>
+      <w:proofErr w:type="gramEnd"/>
+      <w:r>
+        <w:rPr>
+          <w:rFonts w:hint="eastAsia"/>
+          <w:bCs/>
+          <w:spacing w:val="-4"/>
+          <w:szCs w:val="28"/>
+        </w:rPr>
+        <w:t>高潮落</w:t>
+      </w:r>
+      <w:proofErr w:type="gramStart"/>
+      <w:r>
+        <w:rPr>
+          <w:rFonts w:hint="eastAsia"/>
+          <w:bCs/>
+          <w:spacing w:val="-4"/>
+          <w:szCs w:val="28"/>
+        </w:rPr>
+        <w:t>在結句</w:t>
+      </w:r>
+      <w:proofErr w:type="gramEnd"/>
+      <w:r>
+        <w:rPr>
+          <w:rFonts w:hint="eastAsia"/>
+          <w:bCs/>
+          <w:spacing w:val="-4"/>
+          <w:szCs w:val="28"/>
+        </w:rPr>
+        <w:t>：「人有悲歡離合，月有陰晴圓缺，此事古難全。但願人長久，千里共嬋娟。」這三句從失落中</w:t>
+      </w:r>
+      <w:r>
+        <w:rPr>
+          <w:rFonts w:hint="eastAsia"/>
+          <w:b/>
+          <w:spacing w:val="-4"/>
+          <w:szCs w:val="28"/>
+        </w:rPr>
+        <w:t>昇華</w:t>
+      </w:r>
+      <w:r>
+        <w:rPr>
+          <w:rFonts w:hint="eastAsia"/>
+          <w:bCs/>
+          <w:spacing w:val="-4"/>
+          <w:szCs w:val="28"/>
+        </w:rPr>
+        <w:t>，道出了普遍的人生哲理：世事原本就無法十全十美</w:t>
+      </w:r>
+      <w:r>
+        <w:rPr>
+          <w:bCs/>
+          <w:spacing w:val="-4"/>
+          <w:szCs w:val="28"/>
+        </w:rPr>
+        <w:br/>
+      </w:r>
+      <w:r>
+        <w:rPr>
+          <w:rFonts w:hint="eastAsia"/>
+          <w:bCs/>
+          <w:spacing w:val="-4"/>
+          <w:szCs w:val="28"/>
+        </w:rPr>
+        <w:t>，正如月有圓缺。然而只要彼此平安健康，</w:t>
+      </w:r>
+      <w:proofErr w:type="gramStart"/>
+      <w:r>
+        <w:rPr>
+          <w:rFonts w:hint="eastAsia"/>
+          <w:bCs/>
+          <w:spacing w:val="-4"/>
+          <w:szCs w:val="28"/>
+        </w:rPr>
+        <w:t>縱使相隔千里</w:t>
+      </w:r>
+      <w:proofErr w:type="gramEnd"/>
+      <w:r>
+        <w:rPr>
+          <w:rFonts w:hint="eastAsia"/>
+          <w:bCs/>
+          <w:spacing w:val="-4"/>
+          <w:szCs w:val="28"/>
+        </w:rPr>
+        <w:t>，也能共享同一輪明月。這種以</w:t>
+      </w:r>
+      <w:r>
+        <w:rPr>
+          <w:rFonts w:hint="eastAsia"/>
+          <w:b/>
+          <w:spacing w:val="-4"/>
+          <w:szCs w:val="28"/>
+        </w:rPr>
+        <w:t>豁達</w:t>
+      </w:r>
+      <w:r>
+        <w:rPr>
+          <w:rFonts w:hint="eastAsia"/>
+          <w:bCs/>
+          <w:spacing w:val="-4"/>
+          <w:szCs w:val="28"/>
+        </w:rPr>
+        <w:t>超越遺憾、化解鄉愁的胸襟，賦予了作品永恆的生命力，至今讀來仍令人動容。</w:t>
       </w:r>
     </w:p>
     <w:p>
       <w:pPr>
-        <w:spacing w:beforeLines="50" w:before="120" w:after="0" w:line="420" w:lineRule="exact"/>
+        <w:spacing w:beforeLines="50" w:before="120" w:after="0" w:line="440" w:lineRule="exact"/>
         <w:ind w:left="-6" w:right="0" w:hanging="11"/>
-        <w:rPr>
+        <w:jc w:val="both"/>
+        <w:rPr>
+          <w:bCs/>
+          <w:sz w:val="32"/>
+          <w:szCs w:val="32"/>
+        </w:rPr>
+      </w:pPr>
+      <w:r>
+        <w:rPr>
+          <w:rFonts w:hint="eastAsia"/>
           <w:bCs/>
           <w:sz w:val="32"/>
           <w:szCs w:val="32"/>
           <w:bdr w:val="single" w:sz="4" w:space="0" w:color="auto"/>
         </w:rPr>
-        <w:sectPr>
-          <w:footerReference w:type="default" r:id="rId12"/>
-          <w:pgSz w:w="11906" w:h="16838"/>
-          <w:pgMar w:top="567" w:right="567" w:bottom="567" w:left="567" w:header="0" w:footer="0" w:gutter="0"/>
-          <w:cols w:space="720"/>
-          <w:docGrid w:linePitch="381"/>
-        </w:sectPr>
-      </w:pPr>
-    </w:p>
-    <w:p>
-      <w:pPr>
-        <w:spacing w:after="0" w:line="420" w:lineRule="exact"/>
-        <w:ind w:left="-6" w:right="0" w:hanging="11"/>
-        <w:rPr>
-          <w:bCs/>
-          <w:sz w:val="32"/>
-          <w:szCs w:val="32"/>
-        </w:rPr>
-      </w:pPr>
-      <w:r>
-        <w:rPr>
-          <w:rFonts w:hint="eastAsia"/>
-          <w:bCs/>
-          <w:sz w:val="32"/>
-          <w:szCs w:val="32"/>
-          <w:bdr w:val="single" w:sz="4" w:space="0" w:color="auto"/>
-        </w:rPr>
-        <w:lastRenderedPageBreak/>
         <w:t>補充</w:t>
       </w:r>
     </w:p>
@@ -2471,30 +1866,20 @@
           <w:ilvl w:val="0"/>
           <w:numId w:val="1"/>
         </w:numPr>
-        <w:spacing w:line="480" w:lineRule="exact"/>
-        <w:ind w:leftChars="0" w:right="0"/>
-        <w:rPr>
-          <w:szCs w:val="28"/>
-        </w:rPr>
-      </w:pPr>
-      <w:r>
-        <w:rPr>
-          <w:rFonts w:hint="eastAsia"/>
-          <w:color w:val="0F0F0F"/>
-          <w:szCs w:val="28"/>
-        </w:rPr>
-        <w:t>乘</w:t>
-      </w:r>
-      <w:proofErr w:type="gramStart"/>
-      <w:r>
-        <w:rPr>
-          <w:rFonts w:hint="eastAsia"/>
-          <w:color w:val="0F0F0F"/>
-          <w:szCs w:val="28"/>
-        </w:rPr>
-        <w:t>御</w:t>
-      </w:r>
-      <w:proofErr w:type="gramEnd"/>
+        <w:spacing w:after="0" w:line="440" w:lineRule="exact"/>
+        <w:ind w:leftChars="0" w:left="284" w:right="0" w:hanging="284"/>
+        <w:rPr>
+          <w:szCs w:val="28"/>
+        </w:rPr>
+      </w:pPr>
+      <w:r>
+        <w:rPr>
+          <w:rFonts w:hint="eastAsia"/>
+          <w:color w:val="0F0F0F"/>
+          <w:szCs w:val="28"/>
+        </w:rPr>
+        <w:t>揉合</w:t>
+      </w:r>
       <w:r>
         <w:rPr>
           <w:rFonts w:hint="eastAsia"/>
@@ -2507,58 +1892,7 @@
           <w:rFonts w:hint="eastAsia"/>
           <w:szCs w:val="28"/>
         </w:rPr>
-        <w:t>駕御</w:t>
-      </w:r>
-      <w:r>
-        <w:rPr>
-          <w:rFonts w:hint="eastAsia"/>
-          <w:szCs w:val="28"/>
-        </w:rPr>
-        <w:t>(馭)</w:t>
-      </w:r>
-      <w:r>
-        <w:rPr>
-          <w:rFonts w:hint="eastAsia"/>
-          <w:szCs w:val="28"/>
-        </w:rPr>
-        <w:t>。</w:t>
-      </w:r>
-      <w:r>
-        <w:rPr>
-          <w:rFonts w:hint="eastAsia"/>
-          <w:szCs w:val="28"/>
-        </w:rPr>
-        <w:t>乘奔</w:t>
-      </w:r>
-      <w:proofErr w:type="gramStart"/>
-      <w:r>
-        <w:rPr>
-          <w:rFonts w:hint="eastAsia"/>
-          <w:szCs w:val="28"/>
-        </w:rPr>
-        <w:t>御</w:t>
-      </w:r>
-      <w:proofErr w:type="gramEnd"/>
-      <w:r>
-        <w:rPr>
-          <w:rFonts w:hint="eastAsia"/>
-          <w:szCs w:val="28"/>
-        </w:rPr>
-        <w:t>風</w:t>
-      </w:r>
-      <w:r>
-        <w:rPr>
-          <w:rFonts w:hint="eastAsia"/>
-          <w:szCs w:val="28"/>
-        </w:rPr>
-        <w:t>：</w:t>
-      </w:r>
-      <w:r>
-        <w:rPr>
-          <w:rFonts w:hint="eastAsia"/>
-          <w:szCs w:val="28"/>
-        </w:rPr>
-        <w:t>乘著快馬，駕御著風飛行。形容速度很快的樣子。</w:t>
+        <w:t>將不同種類、性質的事物融合、結合在一起。指作者將「哲理思考」、「浪漫想像」與「深摯情感」三種不同的元素完美交織、融為一體，使文章不流於單一的說理或抒情，呈現出豐富的層次感。</w:t>
       </w:r>
     </w:p>
     <w:p>
@@ -2568,35 +1902,19 @@
           <w:ilvl w:val="0"/>
           <w:numId w:val="1"/>
         </w:numPr>
-        <w:spacing w:line="480" w:lineRule="exact"/>
-        <w:ind w:leftChars="0" w:right="0"/>
-        <w:rPr>
-          <w:szCs w:val="28"/>
-        </w:rPr>
-      </w:pPr>
-      <w:r>
-        <w:rPr>
-          <w:rFonts w:hint="eastAsia"/>
-          <w:szCs w:val="28"/>
-        </w:rPr>
-        <w:t>砌</w:t>
-      </w:r>
-      <w:r>
-        <w:rPr>
-          <w:rFonts w:hint="eastAsia"/>
-          <w:szCs w:val="28"/>
-        </w:rPr>
-        <w:t>(</w:t>
-      </w:r>
+        <w:spacing w:after="0" w:line="440" w:lineRule="exact"/>
+        <w:ind w:leftChars="0" w:left="284" w:right="0" w:hanging="284"/>
+        <w:rPr>
+          <w:szCs w:val="28"/>
+        </w:rPr>
+      </w:pPr>
       <w:proofErr w:type="gramStart"/>
       <w:r>
         <w:rPr>
           <w:rFonts w:hint="eastAsia"/>
-          <w:color w:val="FF0000"/>
-          <w:sz w:val="16"/>
-          <w:szCs w:val="16"/>
-        </w:rPr>
-        <w:t>ㄑㄧˋ</w:t>
+          <w:szCs w:val="28"/>
+        </w:rPr>
+        <w:t>化用</w:t>
       </w:r>
       <w:proofErr w:type="gramEnd"/>
       <w:r>
@@ -2604,65 +1922,14 @@
           <w:rFonts w:hint="eastAsia"/>
           <w:szCs w:val="28"/>
         </w:rPr>
-        <w:t>)</w:t>
-      </w:r>
-    </w:p>
-    <w:p>
-      <w:pPr>
-        <w:pStyle w:val="a9"/>
-        <w:numPr>
-          <w:ilvl w:val="0"/>
-          <w:numId w:val="25"/>
-        </w:numPr>
-        <w:spacing w:line="480" w:lineRule="exact"/>
-        <w:ind w:leftChars="0" w:right="0"/>
-        <w:rPr>
-          <w:szCs w:val="28"/>
-        </w:rPr>
-      </w:pPr>
-      <w:r>
-        <w:rPr>
-          <w:rFonts w:hint="eastAsia"/>
-          <w:szCs w:val="28"/>
-        </w:rPr>
-        <w:t>累積堆疊。如：「砌磚」、「砌牆」、「堆砌」。</w:t>
-      </w:r>
-    </w:p>
-    <w:p>
-      <w:pPr>
-        <w:pStyle w:val="a9"/>
-        <w:numPr>
-          <w:ilvl w:val="0"/>
-          <w:numId w:val="25"/>
-        </w:numPr>
-        <w:spacing w:line="480" w:lineRule="exact"/>
-        <w:ind w:leftChars="0" w:right="0"/>
-        <w:rPr>
-          <w:szCs w:val="28"/>
-        </w:rPr>
-      </w:pPr>
-      <w:r>
-        <w:rPr>
-          <w:rFonts w:hint="eastAsia"/>
-          <w:szCs w:val="28"/>
-        </w:rPr>
-        <w:t>臺階。如：「石砌」、「雕</w:t>
-      </w:r>
-      <w:proofErr w:type="gramStart"/>
-      <w:r>
-        <w:rPr>
-          <w:rFonts w:hint="eastAsia"/>
-          <w:szCs w:val="28"/>
-        </w:rPr>
-        <w:t>闌玉砌應猶</w:t>
-      </w:r>
-      <w:proofErr w:type="gramEnd"/>
-      <w:r>
-        <w:rPr>
-          <w:rFonts w:hint="eastAsia"/>
-          <w:szCs w:val="28"/>
-        </w:rPr>
-        <w:t>在」。</w:t>
+        <w:t>：</w:t>
+      </w:r>
+      <w:r>
+        <w:rPr>
+          <w:rFonts w:hint="eastAsia"/>
+          <w:szCs w:val="28"/>
+        </w:rPr>
+        <w:t>吸收並運用前人的詩文意境、字句或典故，加入自己的創意重新表達。</w:t>
       </w:r>
     </w:p>
     <w:p>
@@ -2672,18 +1939,50 @@
           <w:ilvl w:val="0"/>
           <w:numId w:val="1"/>
         </w:numPr>
-        <w:spacing w:line="480" w:lineRule="exact"/>
-        <w:ind w:leftChars="0" w:right="0"/>
-        <w:rPr>
-          <w:szCs w:val="28"/>
-        </w:rPr>
-      </w:pPr>
-      <w:r>
-        <w:rPr>
-          <w:rFonts w:hint="eastAsia"/>
-          <w:szCs w:val="28"/>
-        </w:rPr>
-        <w:t>九天</w:t>
+        <w:spacing w:after="0" w:line="440" w:lineRule="exact"/>
+        <w:ind w:leftChars="0" w:left="284" w:right="0" w:hanging="284"/>
+        <w:rPr>
+          <w:szCs w:val="28"/>
+        </w:rPr>
+      </w:pPr>
+      <w:r>
+        <w:rPr>
+          <w:rFonts w:hint="eastAsia"/>
+          <w:szCs w:val="28"/>
+        </w:rPr>
+        <w:t>縱</w:t>
+      </w:r>
+      <w:r>
+        <w:rPr>
+          <w:rFonts w:hint="eastAsia"/>
+          <w:szCs w:val="28"/>
+        </w:rPr>
+        <w:t>（</w:t>
+      </w:r>
+      <w:proofErr w:type="gramStart"/>
+      <w:r>
+        <w:rPr>
+          <w:rFonts w:hint="eastAsia"/>
+          <w:color w:val="FF0000"/>
+          <w:sz w:val="16"/>
+          <w:szCs w:val="16"/>
+        </w:rPr>
+        <w:t>ㄗㄨㄥ</w:t>
+      </w:r>
+      <w:proofErr w:type="gramEnd"/>
+      <w:r>
+        <w:rPr>
+          <w:rFonts w:hint="eastAsia"/>
+          <w:szCs w:val="28"/>
+        </w:rPr>
+        <w:t>）</w:t>
+      </w:r>
+      <w:r>
+        <w:rPr>
+          <w:rFonts w:hint="eastAsia"/>
+          <w:szCs w:val="28"/>
+        </w:rPr>
+        <w:t>橫豪邁</w:t>
       </w:r>
       <w:r>
         <w:rPr>
@@ -2697,14 +1996,39 @@
           <w:rFonts w:hint="eastAsia"/>
           <w:szCs w:val="28"/>
         </w:rPr>
-        <w:t>天之極高處。</w:t>
-      </w:r>
-      <w:r>
-        <w:rPr>
-          <w:rFonts w:hint="eastAsia"/>
-          <w:szCs w:val="28"/>
-        </w:rPr>
-        <w:t>也作「九霄」、「九重」。</w:t>
+        <w:t>形容</w:t>
+      </w:r>
+      <w:proofErr w:type="gramStart"/>
+      <w:r>
+        <w:rPr>
+          <w:rFonts w:hint="eastAsia"/>
+          <w:szCs w:val="28"/>
+        </w:rPr>
+        <w:t>一</w:t>
+      </w:r>
+      <w:proofErr w:type="gramEnd"/>
+      <w:r>
+        <w:rPr>
+          <w:rFonts w:hint="eastAsia"/>
+          <w:szCs w:val="28"/>
+        </w:rPr>
+        <w:t>個人或作品時，是指其胸襟</w:t>
+      </w:r>
+      <w:proofErr w:type="gramStart"/>
+      <w:r>
+        <w:rPr>
+          <w:rFonts w:hint="eastAsia"/>
+          <w:szCs w:val="28"/>
+        </w:rPr>
+        <w:t>開闊、</w:t>
+      </w:r>
+      <w:proofErr w:type="gramEnd"/>
+      <w:r>
+        <w:rPr>
+          <w:rFonts w:hint="eastAsia"/>
+          <w:szCs w:val="28"/>
+        </w:rPr>
+        <w:t>氣勢磅礴，思想和情感如大河奔流般不受拘束、宏大而灑脫。</w:t>
       </w:r>
     </w:p>
     <w:p>
@@ -2714,18 +2038,52 @@
           <w:ilvl w:val="0"/>
           <w:numId w:val="1"/>
         </w:numPr>
-        <w:spacing w:line="480" w:lineRule="exact"/>
-        <w:ind w:leftChars="0" w:right="0"/>
-        <w:rPr>
-          <w:szCs w:val="28"/>
-        </w:rPr>
-      </w:pPr>
-      <w:r>
-        <w:rPr>
-          <w:rFonts w:hint="eastAsia"/>
-          <w:szCs w:val="28"/>
-        </w:rPr>
-        <w:t>翩翩起舞</w:t>
+        <w:spacing w:after="0" w:line="440" w:lineRule="exact"/>
+        <w:ind w:leftChars="0" w:left="284" w:right="0" w:hanging="284"/>
+        <w:rPr>
+          <w:szCs w:val="28"/>
+        </w:rPr>
+      </w:pPr>
+      <w:proofErr w:type="gramStart"/>
+      <w:r>
+        <w:rPr>
+          <w:rFonts w:hint="eastAsia"/>
+          <w:szCs w:val="28"/>
+        </w:rPr>
+        <w:t>遐</w:t>
+      </w:r>
+      <w:proofErr w:type="gramEnd"/>
+      <w:r>
+        <w:rPr>
+          <w:rFonts w:hint="eastAsia"/>
+          <w:szCs w:val="28"/>
+        </w:rPr>
+        <w:t>（</w:t>
+      </w:r>
+      <w:proofErr w:type="gramStart"/>
+      <w:r>
+        <w:rPr>
+          <w:rFonts w:hint="eastAsia"/>
+          <w:color w:val="FF0000"/>
+          <w:sz w:val="16"/>
+          <w:szCs w:val="16"/>
+        </w:rPr>
+        <w:t>ㄒㄧㄚˊ</w:t>
+      </w:r>
+      <w:proofErr w:type="gramEnd"/>
+      <w:r>
+        <w:rPr>
+          <w:rFonts w:hint="eastAsia"/>
+          <w:szCs w:val="28"/>
+        </w:rPr>
+        <w:t>）</w:t>
+      </w:r>
+      <w:r>
+        <w:rPr>
+          <w:rFonts w:hint="eastAsia"/>
+          <w:szCs w:val="28"/>
+        </w:rPr>
+        <w:t>想</w:t>
       </w:r>
       <w:r>
         <w:rPr>
@@ -2739,66 +2097,7 @@
           <w:rFonts w:hint="eastAsia"/>
           <w:szCs w:val="28"/>
         </w:rPr>
-        <w:t>輕盈愉快的跳起舞來。如：「當悠揚的樂聲飄來，眾人不禁隨著拍子翩翩起舞。」</w:t>
-      </w:r>
-    </w:p>
-    <w:p>
-      <w:pPr>
-        <w:pStyle w:val="a9"/>
-        <w:spacing w:line="480" w:lineRule="exact"/>
-        <w:ind w:leftChars="0" w:right="0" w:firstLine="0"/>
-        <w:rPr>
-          <w:szCs w:val="28"/>
-        </w:rPr>
-      </w:pPr>
-      <w:r>
-        <w:rPr>
-          <w:rFonts w:hint="eastAsia"/>
-          <w:szCs w:val="28"/>
-        </w:rPr>
-        <w:t>翩翩：</w:t>
-      </w:r>
-    </w:p>
-    <w:p>
-      <w:pPr>
-        <w:pStyle w:val="a9"/>
-        <w:numPr>
-          <w:ilvl w:val="0"/>
-          <w:numId w:val="26"/>
-        </w:numPr>
-        <w:spacing w:line="480" w:lineRule="exact"/>
-        <w:ind w:leftChars="0" w:right="0"/>
-        <w:rPr>
-          <w:szCs w:val="28"/>
-        </w:rPr>
-      </w:pPr>
-      <w:r>
-        <w:rPr>
-          <w:rFonts w:hint="eastAsia"/>
-          <w:szCs w:val="28"/>
-        </w:rPr>
-        <w:t>形容動作輕盈。【例】蝴蝶在花叢裡翩翩起舞。</w:t>
-      </w:r>
-    </w:p>
-    <w:p>
-      <w:pPr>
-        <w:pStyle w:val="a9"/>
-        <w:numPr>
-          <w:ilvl w:val="0"/>
-          <w:numId w:val="26"/>
-        </w:numPr>
-        <w:spacing w:line="480" w:lineRule="exact"/>
-        <w:ind w:leftChars="0" w:right="0"/>
-        <w:rPr>
-          <w:szCs w:val="28"/>
-        </w:rPr>
-      </w:pPr>
-      <w:r>
-        <w:rPr>
-          <w:rFonts w:hint="eastAsia"/>
-          <w:szCs w:val="28"/>
-        </w:rPr>
-        <w:t>形容文采風流、舉止灑脫的樣子。【例】風度翩翩、翩翩公子</w:t>
+        <w:t>超越現實的侷限，向著遼闊、深遠的境界自由想像。</w:t>
       </w:r>
     </w:p>
     <w:p>
@@ -2808,39 +2107,32 @@
           <w:ilvl w:val="0"/>
           <w:numId w:val="1"/>
         </w:numPr>
-        <w:spacing w:line="480" w:lineRule="exact"/>
-        <w:ind w:leftChars="0" w:right="0"/>
-        <w:rPr>
-          <w:szCs w:val="28"/>
-        </w:rPr>
-      </w:pPr>
-      <w:r>
-        <w:rPr>
-          <w:rFonts w:hint="eastAsia"/>
-          <w:szCs w:val="28"/>
-        </w:rPr>
-        <w:t>宇</w:t>
-      </w:r>
-    </w:p>
-    <w:p>
-      <w:pPr>
-        <w:pStyle w:val="a9"/>
-        <w:numPr>
-          <w:ilvl w:val="0"/>
-          <w:numId w:val="27"/>
-        </w:numPr>
-        <w:spacing w:line="480" w:lineRule="exact"/>
-        <w:ind w:leftChars="0" w:right="0"/>
-        <w:rPr>
-          <w:szCs w:val="28"/>
-        </w:rPr>
-      </w:pPr>
-      <w:r>
-        <w:rPr>
-          <w:rFonts w:hint="eastAsia"/>
-          <w:szCs w:val="28"/>
-        </w:rPr>
-        <w:t>泛指屋簷。如：「</w:t>
+        <w:spacing w:after="0" w:line="440" w:lineRule="exact"/>
+        <w:ind w:leftChars="0" w:left="284" w:right="0" w:hanging="284"/>
+        <w:rPr>
+          <w:szCs w:val="28"/>
+        </w:rPr>
+      </w:pPr>
+      <w:r>
+        <w:rPr>
+          <w:rFonts w:hint="eastAsia"/>
+          <w:szCs w:val="28"/>
+        </w:rPr>
+        <w:t>清靜高潔</w:t>
+      </w:r>
+      <w:r>
+        <w:rPr>
+          <w:rFonts w:hint="eastAsia"/>
+          <w:szCs w:val="28"/>
+        </w:rPr>
+        <w:t>：</w:t>
+      </w:r>
+      <w:r>
+        <w:rPr>
+          <w:rFonts w:hint="eastAsia"/>
+          <w:szCs w:val="28"/>
+        </w:rPr>
+        <w:t>環境或心境乾淨清幽、高尚</w:t>
       </w:r>
       <w:proofErr w:type="gramStart"/>
       <w:r>
@@ -2848,7 +2140,7 @@
           <w:rFonts w:hint="eastAsia"/>
           <w:szCs w:val="28"/>
         </w:rPr>
-        <w:t>飛宇</w:t>
+        <w:t>純潔、</w:t>
       </w:r>
       <w:proofErr w:type="gramEnd"/>
       <w:r>
@@ -2856,200 +2148,7 @@
           <w:rFonts w:hint="eastAsia"/>
           <w:szCs w:val="28"/>
         </w:rPr>
-        <w:t>」。</w:t>
-      </w:r>
-    </w:p>
-    <w:p>
-      <w:pPr>
-        <w:pStyle w:val="a9"/>
-        <w:numPr>
-          <w:ilvl w:val="0"/>
-          <w:numId w:val="27"/>
-        </w:numPr>
-        <w:spacing w:line="480" w:lineRule="exact"/>
-        <w:ind w:leftChars="0" w:right="0"/>
-        <w:rPr>
-          <w:szCs w:val="28"/>
-        </w:rPr>
-      </w:pPr>
-      <w:r>
-        <w:rPr>
-          <w:rFonts w:hint="eastAsia"/>
-          <w:szCs w:val="28"/>
-        </w:rPr>
-        <w:t>房屋。如：「屋宇」、「廟宇」。</w:t>
-      </w:r>
-    </w:p>
-    <w:p>
-      <w:pPr>
-        <w:pStyle w:val="a9"/>
-        <w:numPr>
-          <w:ilvl w:val="0"/>
-          <w:numId w:val="27"/>
-        </w:numPr>
-        <w:spacing w:line="480" w:lineRule="exact"/>
-        <w:ind w:leftChars="0" w:right="0"/>
-        <w:rPr>
-          <w:szCs w:val="28"/>
-        </w:rPr>
-      </w:pPr>
-      <w:r>
-        <w:rPr>
-          <w:rFonts w:hint="eastAsia"/>
-          <w:szCs w:val="28"/>
-        </w:rPr>
-        <w:t>人的儀態。如：「眉宇」、「氣宇非凡」。</w:t>
-      </w:r>
-    </w:p>
-    <w:p>
-      <w:pPr>
-        <w:pStyle w:val="a9"/>
-        <w:spacing w:line="480" w:lineRule="exact"/>
-        <w:ind w:leftChars="0" w:left="960" w:right="0" w:firstLine="0"/>
-        <w:rPr>
-          <w:rFonts w:hint="eastAsia"/>
-          <w:szCs w:val="28"/>
-        </w:rPr>
-      </w:pPr>
-      <w:r>
-        <w:rPr>
-          <w:rFonts w:hint="eastAsia"/>
-          <w:szCs w:val="28"/>
-        </w:rPr>
-        <w:t>眉宇</w:t>
-      </w:r>
-      <w:r>
-        <w:rPr>
-          <w:rFonts w:hint="eastAsia"/>
-          <w:szCs w:val="28"/>
-        </w:rPr>
-        <w:t>：</w:t>
-      </w:r>
-      <w:proofErr w:type="gramStart"/>
-      <w:r>
-        <w:rPr>
-          <w:rFonts w:hint="eastAsia"/>
-          <w:szCs w:val="28"/>
-        </w:rPr>
-        <w:t>眉額之間</w:t>
-      </w:r>
-      <w:proofErr w:type="gramEnd"/>
-      <w:r>
-        <w:rPr>
-          <w:rFonts w:hint="eastAsia"/>
-          <w:szCs w:val="28"/>
-        </w:rPr>
-        <w:t>。臉</w:t>
-      </w:r>
-      <w:proofErr w:type="gramStart"/>
-      <w:r>
-        <w:rPr>
-          <w:rFonts w:hint="eastAsia"/>
-          <w:szCs w:val="28"/>
-        </w:rPr>
-        <w:t>有眉額，似屋</w:t>
-      </w:r>
-      <w:proofErr w:type="gramEnd"/>
-      <w:r>
-        <w:rPr>
-          <w:rFonts w:hint="eastAsia"/>
-          <w:szCs w:val="28"/>
-        </w:rPr>
-        <w:t>舍有</w:t>
-      </w:r>
-      <w:proofErr w:type="gramStart"/>
-      <w:r>
-        <w:rPr>
-          <w:rFonts w:hint="eastAsia"/>
-          <w:szCs w:val="28"/>
-        </w:rPr>
-        <w:t>檐</w:t>
-      </w:r>
-      <w:proofErr w:type="gramEnd"/>
-      <w:r>
-        <w:rPr>
-          <w:rFonts w:hint="eastAsia"/>
-          <w:szCs w:val="28"/>
-        </w:rPr>
-        <w:t>(</w:t>
-      </w:r>
-      <w:proofErr w:type="gramStart"/>
-      <w:r>
-        <w:rPr>
-          <w:rFonts w:hint="eastAsia"/>
-          <w:color w:val="FF0000"/>
-          <w:sz w:val="16"/>
-          <w:szCs w:val="16"/>
-        </w:rPr>
-        <w:t>ㄧㄢ</w:t>
-      </w:r>
-      <w:r>
-        <w:rPr>
-          <w:rFonts w:hint="eastAsia"/>
-          <w:color w:val="FF0000"/>
-          <w:sz w:val="16"/>
-          <w:szCs w:val="16"/>
-        </w:rPr>
-        <w:t>ˊ</w:t>
-      </w:r>
-      <w:proofErr w:type="gramEnd"/>
-      <w:r>
-        <w:rPr>
-          <w:rFonts w:hint="eastAsia"/>
-          <w:szCs w:val="28"/>
-        </w:rPr>
-        <w:t>，同簷)</w:t>
-      </w:r>
-      <w:r>
-        <w:rPr>
-          <w:rFonts w:hint="eastAsia"/>
-          <w:szCs w:val="28"/>
-        </w:rPr>
-        <w:t>宇，</w:t>
-      </w:r>
-      <w:r>
-        <w:rPr>
-          <w:rFonts w:hint="eastAsia"/>
-          <w:szCs w:val="28"/>
-        </w:rPr>
-        <w:t>後泛指容貌。</w:t>
-      </w:r>
-    </w:p>
-    <w:p>
-      <w:pPr>
-        <w:pStyle w:val="a9"/>
-        <w:numPr>
-          <w:ilvl w:val="0"/>
-          <w:numId w:val="27"/>
-        </w:numPr>
-        <w:spacing w:line="480" w:lineRule="exact"/>
-        <w:ind w:leftChars="0" w:right="0"/>
-        <w:rPr>
-          <w:szCs w:val="28"/>
-        </w:rPr>
-      </w:pPr>
-      <w:r>
-        <w:rPr>
-          <w:rFonts w:hint="eastAsia"/>
-          <w:szCs w:val="28"/>
-        </w:rPr>
-        <w:t>四方上下的空間。如：「宇宙」、「</w:t>
-      </w:r>
-      <w:proofErr w:type="gramStart"/>
-      <w:r>
-        <w:rPr>
-          <w:rFonts w:hint="eastAsia"/>
-          <w:szCs w:val="28"/>
-        </w:rPr>
-        <w:t>宇內</w:t>
-      </w:r>
-      <w:proofErr w:type="gramEnd"/>
-      <w:r>
-        <w:rPr>
-          <w:rFonts w:hint="eastAsia"/>
-          <w:szCs w:val="28"/>
-        </w:rPr>
-        <w:t>」。</w:t>
+        <w:t>不帶世俗塵埃。</w:t>
       </w:r>
     </w:p>
     <w:p>
@@ -3059,18 +2158,32 @@
           <w:ilvl w:val="0"/>
           <w:numId w:val="1"/>
         </w:numPr>
-        <w:spacing w:line="480" w:lineRule="exact"/>
-        <w:ind w:leftChars="0" w:right="0"/>
-        <w:rPr>
-          <w:szCs w:val="28"/>
-        </w:rPr>
-      </w:pPr>
-      <w:r>
-        <w:rPr>
-          <w:rFonts w:hint="eastAsia"/>
-          <w:szCs w:val="28"/>
-        </w:rPr>
-        <w:t>豪爽：意氣豪邁而爽直。【例】他為人豪爽，朋友有難總是有求必應，鼎力相助。</w:t>
+        <w:spacing w:after="0" w:line="440" w:lineRule="exact"/>
+        <w:ind w:leftChars="0" w:left="284" w:right="0" w:hanging="284"/>
+        <w:rPr>
+          <w:szCs w:val="28"/>
+        </w:rPr>
+      </w:pPr>
+      <w:r>
+        <w:rPr>
+          <w:rFonts w:hint="eastAsia"/>
+          <w:szCs w:val="28"/>
+        </w:rPr>
+        <w:t>輾轉難眠</w:t>
+      </w:r>
+      <w:r>
+        <w:rPr>
+          <w:rFonts w:hint="eastAsia"/>
+          <w:szCs w:val="28"/>
+        </w:rPr>
+        <w:t>：</w:t>
+      </w:r>
+      <w:r>
+        <w:rPr>
+          <w:rFonts w:hint="eastAsia"/>
+          <w:szCs w:val="28"/>
+        </w:rPr>
+        <w:t>心事重重、內心焦慮或思念過甚，在床鋪上翻來覆去、無法入睡的狀態。</w:t>
       </w:r>
     </w:p>
     <w:p>
@@ -3080,34 +2193,32 @@
           <w:ilvl w:val="0"/>
           <w:numId w:val="1"/>
         </w:numPr>
-        <w:spacing w:line="480" w:lineRule="exact"/>
-        <w:ind w:leftChars="0" w:right="0"/>
-        <w:rPr>
-          <w:szCs w:val="28"/>
-        </w:rPr>
-      </w:pPr>
-      <w:r>
-        <w:rPr>
-          <w:rFonts w:hint="eastAsia"/>
-          <w:szCs w:val="28"/>
-        </w:rPr>
-        <w:t>瀟灑：形容人自然大方、灑脫不</w:t>
-      </w:r>
-      <w:proofErr w:type="gramStart"/>
-      <w:r>
-        <w:rPr>
-          <w:rFonts w:hint="eastAsia"/>
-          <w:szCs w:val="28"/>
-        </w:rPr>
-        <w:t>羈</w:t>
-      </w:r>
-      <w:proofErr w:type="gramEnd"/>
-      <w:r>
-        <w:rPr>
-          <w:rFonts w:hint="eastAsia"/>
-          <w:szCs w:val="28"/>
-        </w:rPr>
-        <w:t>的樣子。【例】他那瀟灑的舉止，令人印象深刻。</w:t>
+        <w:spacing w:after="0" w:line="440" w:lineRule="exact"/>
+        <w:ind w:leftChars="0" w:left="284" w:right="0" w:hanging="284"/>
+        <w:rPr>
+          <w:szCs w:val="28"/>
+        </w:rPr>
+      </w:pPr>
+      <w:r>
+        <w:rPr>
+          <w:rFonts w:hint="eastAsia"/>
+          <w:szCs w:val="28"/>
+        </w:rPr>
+        <w:t>昇華</w:t>
+      </w:r>
+      <w:r>
+        <w:rPr>
+          <w:rFonts w:hint="eastAsia"/>
+          <w:szCs w:val="28"/>
+        </w:rPr>
+        <w:t>：</w:t>
+      </w:r>
+      <w:r>
+        <w:rPr>
+          <w:rFonts w:hint="eastAsia"/>
+          <w:szCs w:val="28"/>
+        </w:rPr>
+        <w:t>使事物從低級、侷限的狀態，轉化並提升到更高、更純粹的境界。面對離別的痛苦與月圓人不圓的遺憾，詞人沒有停留在單純的埋怨（「何事長向別時圓」），而是將個人的鄉愁推演至全人類的普遍命運，完成了情感與哲理的昇華。</w:t>
       </w:r>
     </w:p>
     <w:p>
@@ -3117,18 +2228,19 @@
           <w:ilvl w:val="0"/>
           <w:numId w:val="1"/>
         </w:numPr>
-        <w:spacing w:line="480" w:lineRule="exact"/>
-        <w:ind w:leftChars="0" w:right="0"/>
-        <w:rPr>
-          <w:szCs w:val="28"/>
-        </w:rPr>
-      </w:pPr>
-      <w:r>
-        <w:rPr>
-          <w:rFonts w:hint="eastAsia"/>
-          <w:szCs w:val="28"/>
-        </w:rPr>
-        <w:t>超然物外</w:t>
+        <w:spacing w:after="0" w:line="440" w:lineRule="exact"/>
+        <w:ind w:leftChars="0" w:left="284" w:right="0" w:hanging="284"/>
+        <w:rPr>
+          <w:rFonts w:hint="eastAsia"/>
+          <w:szCs w:val="28"/>
+        </w:rPr>
+      </w:pPr>
+      <w:r>
+        <w:rPr>
+          <w:rFonts w:hint="eastAsia"/>
+          <w:szCs w:val="28"/>
+        </w:rPr>
+        <w:t>豁達</w:t>
       </w:r>
       <w:r>
         <w:rPr>
@@ -3137,13 +2249,35 @@
         </w:rPr>
         <w:t>：</w:t>
       </w:r>
+      <w:r>
+        <w:rPr>
+          <w:rFonts w:hint="eastAsia"/>
+          <w:szCs w:val="28"/>
+        </w:rPr>
+        <w:t>心胸開闊，性格開朗，對不如意的事看得開、不斤斤計較。這是</w:t>
+      </w:r>
+      <w:r>
+        <w:rPr>
+          <w:rFonts w:hint="eastAsia"/>
+          <w:szCs w:val="28"/>
+          <w:u w:val="single"/>
+        </w:rPr>
+        <w:t>蘇軾</w:t>
+      </w:r>
+      <w:r>
+        <w:rPr>
+          <w:rFonts w:hint="eastAsia"/>
+          <w:szCs w:val="28"/>
+        </w:rPr>
+        <w:t>面對人生無常時展現的人生態度。他領悟到「此事古難全」，因而</w:t>
+      </w:r>
       <w:proofErr w:type="gramStart"/>
       <w:r>
         <w:rPr>
           <w:rFonts w:hint="eastAsia"/>
           <w:szCs w:val="28"/>
         </w:rPr>
-        <w:t>澹</w:t>
+        <w:t>釋懷並將</w:t>
       </w:r>
       <w:proofErr w:type="gramEnd"/>
       <w:r>
@@ -3151,401 +2285,11 @@
           <w:rFonts w:hint="eastAsia"/>
           <w:szCs w:val="28"/>
         </w:rPr>
-        <w:t>(</w:t>
-      </w:r>
-      <w:proofErr w:type="gramStart"/>
-      <w:r>
-        <w:rPr>
-          <w:rFonts w:hint="eastAsia"/>
-          <w:color w:val="FF0000"/>
-          <w:sz w:val="16"/>
-          <w:szCs w:val="16"/>
-        </w:rPr>
-        <w:t>ㄉㄢˋ</w:t>
-      </w:r>
-      <w:proofErr w:type="gramEnd"/>
-      <w:r>
-        <w:rPr>
-          <w:rFonts w:hint="eastAsia"/>
-          <w:szCs w:val="28"/>
-        </w:rPr>
-        <w:t>)</w:t>
-      </w:r>
-      <w:r>
-        <w:rPr>
-          <w:rFonts w:hint="eastAsia"/>
-          <w:szCs w:val="28"/>
-        </w:rPr>
-        <w:t>泊</w:t>
-      </w:r>
-      <w:proofErr w:type="gramStart"/>
-      <w:r>
-        <w:rPr>
-          <w:rFonts w:hint="eastAsia"/>
-          <w:szCs w:val="28"/>
-        </w:rPr>
-        <w:t>曠</w:t>
-      </w:r>
-      <w:proofErr w:type="gramEnd"/>
-      <w:r>
-        <w:rPr>
-          <w:rFonts w:hint="eastAsia"/>
-          <w:szCs w:val="28"/>
-        </w:rPr>
-        <w:t>達，不為物欲所局限</w:t>
-      </w:r>
-      <w:r>
-        <w:rPr>
-          <w:rFonts w:hint="eastAsia"/>
-          <w:szCs w:val="28"/>
-        </w:rPr>
-        <w:t>(</w:t>
-      </w:r>
-      <w:r>
-        <w:rPr>
-          <w:rFonts w:hint="eastAsia"/>
-          <w:szCs w:val="28"/>
-        </w:rPr>
-        <w:t>侷限</w:t>
-      </w:r>
-      <w:r>
-        <w:rPr>
-          <w:rFonts w:hint="eastAsia"/>
-          <w:szCs w:val="28"/>
-        </w:rPr>
-        <w:t>)</w:t>
-      </w:r>
-      <w:r>
-        <w:rPr>
-          <w:rFonts w:hint="eastAsia"/>
-          <w:szCs w:val="28"/>
-        </w:rPr>
-        <w:t>。澹泊</w:t>
-      </w:r>
-      <w:r>
-        <w:rPr>
-          <w:rFonts w:hint="eastAsia"/>
-          <w:szCs w:val="28"/>
-        </w:rPr>
-        <w:t>：</w:t>
-      </w:r>
-      <w:r>
-        <w:rPr>
-          <w:rFonts w:hint="eastAsia"/>
-          <w:szCs w:val="28"/>
-        </w:rPr>
-        <w:t>恬靜平淡而</w:t>
-      </w:r>
-      <w:proofErr w:type="gramStart"/>
-      <w:r>
-        <w:rPr>
-          <w:rFonts w:hint="eastAsia"/>
-          <w:szCs w:val="28"/>
-        </w:rPr>
-        <w:t>不</w:t>
-      </w:r>
-      <w:proofErr w:type="gramEnd"/>
-      <w:r>
-        <w:rPr>
-          <w:rFonts w:hint="eastAsia"/>
-          <w:szCs w:val="28"/>
-        </w:rPr>
-        <w:t>慕名利。</w:t>
-      </w:r>
-    </w:p>
-    <w:p>
-      <w:pPr>
-        <w:pStyle w:val="a9"/>
-        <w:spacing w:line="480" w:lineRule="exact"/>
-        <w:ind w:leftChars="0" w:right="0" w:firstLine="0"/>
-        <w:rPr>
-          <w:szCs w:val="28"/>
-        </w:rPr>
-      </w:pPr>
-      <w:r>
-        <w:rPr>
-          <w:rFonts w:hint="eastAsia"/>
-          <w:szCs w:val="28"/>
-        </w:rPr>
-        <w:t>【例】我看他事事計較，名利薰心</w:t>
-      </w:r>
-      <w:r>
-        <w:rPr>
-          <w:rFonts w:hint="eastAsia"/>
-          <w:szCs w:val="28"/>
-        </w:rPr>
-        <w:t>(</w:t>
-      </w:r>
-      <w:r>
-        <w:rPr>
-          <w:rFonts w:hint="eastAsia"/>
-          <w:szCs w:val="28"/>
-        </w:rPr>
-        <w:t>充滿心胸</w:t>
-      </w:r>
-      <w:r>
-        <w:rPr>
-          <w:rFonts w:hint="eastAsia"/>
-          <w:szCs w:val="28"/>
-        </w:rPr>
-        <w:t>)</w:t>
-      </w:r>
-      <w:r>
-        <w:rPr>
-          <w:rFonts w:hint="eastAsia"/>
-          <w:szCs w:val="28"/>
-        </w:rPr>
-        <w:t>，怎能超然物外，悠遊自得呢？</w:t>
-      </w:r>
-    </w:p>
-    <w:p>
-      <w:pPr>
-        <w:pStyle w:val="a9"/>
-        <w:numPr>
-          <w:ilvl w:val="0"/>
-          <w:numId w:val="1"/>
-        </w:numPr>
-        <w:spacing w:line="480" w:lineRule="exact"/>
-        <w:ind w:leftChars="0" w:right="0"/>
-        <w:rPr>
-          <w:szCs w:val="28"/>
-        </w:rPr>
-      </w:pPr>
-      <w:r>
-        <w:rPr>
-          <w:rFonts w:hint="eastAsia"/>
-          <w:szCs w:val="28"/>
-        </w:rPr>
-        <w:t>激越</w:t>
-      </w:r>
-    </w:p>
-    <w:p>
-      <w:pPr>
-        <w:pStyle w:val="a9"/>
-        <w:numPr>
-          <w:ilvl w:val="0"/>
-          <w:numId w:val="28"/>
-        </w:numPr>
-        <w:spacing w:line="480" w:lineRule="exact"/>
-        <w:ind w:leftChars="0" w:right="0"/>
-        <w:rPr>
-          <w:szCs w:val="28"/>
-        </w:rPr>
-      </w:pPr>
-      <w:r>
-        <w:rPr>
-          <w:rFonts w:hint="eastAsia"/>
-          <w:szCs w:val="28"/>
-        </w:rPr>
-        <w:t>形容聲音激揚高亢。漢．班固〈西都賦〉：「鼓吹震，聲激越。」</w:t>
-      </w:r>
-    </w:p>
-    <w:p>
-      <w:pPr>
-        <w:pStyle w:val="a9"/>
-        <w:numPr>
-          <w:ilvl w:val="0"/>
-          <w:numId w:val="28"/>
-        </w:numPr>
-        <w:spacing w:line="480" w:lineRule="exact"/>
-        <w:ind w:leftChars="0" w:right="0"/>
-        <w:rPr>
-          <w:szCs w:val="28"/>
-        </w:rPr>
-      </w:pPr>
-      <w:r>
-        <w:rPr>
-          <w:rFonts w:hint="eastAsia"/>
-          <w:szCs w:val="28"/>
-        </w:rPr>
-        <w:t>形容情緒激昂高亢。如：國慶閱兵典禮上，三軍將士個個情緒激越，志氣昂揚。</w:t>
-      </w:r>
-    </w:p>
-    <w:p>
-      <w:pPr>
-        <w:pStyle w:val="a9"/>
-        <w:numPr>
-          <w:ilvl w:val="0"/>
-          <w:numId w:val="1"/>
-        </w:numPr>
-        <w:spacing w:line="480" w:lineRule="exact"/>
-        <w:ind w:leftChars="0" w:right="0"/>
-        <w:rPr>
-          <w:szCs w:val="28"/>
-        </w:rPr>
-      </w:pPr>
-      <w:r>
-        <w:rPr>
-          <w:rFonts w:hint="eastAsia"/>
-          <w:szCs w:val="28"/>
-        </w:rPr>
-        <w:t>超脫</w:t>
-      </w:r>
-    </w:p>
-    <w:p>
-      <w:pPr>
-        <w:pStyle w:val="a9"/>
-        <w:numPr>
-          <w:ilvl w:val="0"/>
-          <w:numId w:val="32"/>
-        </w:numPr>
-        <w:spacing w:line="480" w:lineRule="exact"/>
-        <w:ind w:leftChars="0" w:right="0"/>
-        <w:rPr>
-          <w:szCs w:val="28"/>
-        </w:rPr>
-      </w:pPr>
-      <w:r>
-        <w:rPr>
-          <w:rFonts w:hint="eastAsia"/>
-          <w:szCs w:val="28"/>
-        </w:rPr>
-        <w:t>超然物外，不為世俗所拘束。【例】小王生性超脫，不為名利所羈絆。</w:t>
-      </w:r>
-    </w:p>
-    <w:p>
-      <w:pPr>
-        <w:pStyle w:val="a9"/>
-        <w:numPr>
-          <w:ilvl w:val="0"/>
-          <w:numId w:val="32"/>
-        </w:numPr>
-        <w:spacing w:line="480" w:lineRule="exact"/>
-        <w:ind w:leftChars="0" w:right="0"/>
-        <w:rPr>
-          <w:szCs w:val="28"/>
-        </w:rPr>
-      </w:pPr>
-      <w:r>
-        <w:rPr>
-          <w:rFonts w:hint="eastAsia"/>
-          <w:szCs w:val="28"/>
-        </w:rPr>
-        <w:t>超出、脫離。【例】年輕人應該要嘗試超脫環境的限制，力求上進。</w:t>
-      </w:r>
-    </w:p>
-    <w:p>
-      <w:pPr>
-        <w:pStyle w:val="a9"/>
-        <w:numPr>
-          <w:ilvl w:val="0"/>
-          <w:numId w:val="1"/>
-        </w:numPr>
-        <w:spacing w:line="480" w:lineRule="exact"/>
-        <w:ind w:leftChars="0" w:right="0"/>
-        <w:rPr>
-          <w:szCs w:val="28"/>
-        </w:rPr>
-      </w:pPr>
-      <w:r>
-        <w:rPr>
-          <w:rFonts w:hint="eastAsia"/>
-          <w:szCs w:val="28"/>
-        </w:rPr>
-        <w:t>豁</w:t>
-      </w:r>
-      <w:r>
-        <w:rPr>
-          <w:rFonts w:hint="eastAsia"/>
-          <w:szCs w:val="28"/>
-        </w:rPr>
-        <w:t>(</w:t>
-      </w:r>
-      <w:proofErr w:type="gramStart"/>
-      <w:r>
-        <w:rPr>
-          <w:rFonts w:hint="eastAsia"/>
-          <w:color w:val="FF0000"/>
-          <w:sz w:val="16"/>
-          <w:szCs w:val="16"/>
-        </w:rPr>
-        <w:t>ㄏㄨㄛˋ</w:t>
-      </w:r>
-      <w:proofErr w:type="gramEnd"/>
-      <w:r>
-        <w:rPr>
-          <w:rFonts w:hint="eastAsia"/>
-          <w:szCs w:val="28"/>
-        </w:rPr>
-        <w:t>)</w:t>
-      </w:r>
-      <w:r>
-        <w:rPr>
-          <w:rFonts w:hint="eastAsia"/>
-          <w:szCs w:val="28"/>
-        </w:rPr>
-        <w:t>達</w:t>
-      </w:r>
-      <w:r>
-        <w:rPr>
-          <w:rFonts w:hint="eastAsia"/>
-          <w:szCs w:val="28"/>
-        </w:rPr>
-        <w:t>：</w:t>
-      </w:r>
-      <w:r>
-        <w:rPr>
-          <w:rFonts w:hint="eastAsia"/>
-          <w:szCs w:val="28"/>
-        </w:rPr>
-        <w:t>心胸</w:t>
-      </w:r>
-      <w:proofErr w:type="gramStart"/>
-      <w:r>
-        <w:rPr>
-          <w:rFonts w:hint="eastAsia"/>
-          <w:szCs w:val="28"/>
-        </w:rPr>
-        <w:t>曠</w:t>
-      </w:r>
-      <w:proofErr w:type="gramEnd"/>
-      <w:r>
-        <w:rPr>
-          <w:rFonts w:hint="eastAsia"/>
-          <w:szCs w:val="28"/>
-        </w:rPr>
-        <w:t>達，度量寬宏。</w:t>
-      </w:r>
-    </w:p>
-    <w:p>
-      <w:pPr>
-        <w:pStyle w:val="a9"/>
-        <w:spacing w:line="480" w:lineRule="exact"/>
-        <w:ind w:leftChars="0" w:right="0" w:firstLine="0"/>
-        <w:rPr>
-          <w:szCs w:val="28"/>
-        </w:rPr>
-      </w:pPr>
-      <w:r>
-        <w:rPr>
-          <w:rFonts w:hint="eastAsia"/>
-          <w:szCs w:val="28"/>
-        </w:rPr>
-        <w:t>【例】他生性豁達，這點小挫折對他而言根本算不了什麼。</w:t>
-      </w:r>
-    </w:p>
-    <w:p>
-      <w:pPr>
-        <w:pStyle w:val="a9"/>
-        <w:numPr>
-          <w:ilvl w:val="0"/>
-          <w:numId w:val="1"/>
-        </w:numPr>
-        <w:spacing w:line="480" w:lineRule="exact"/>
-        <w:ind w:leftChars="0" w:right="0"/>
-        <w:rPr>
-          <w:szCs w:val="28"/>
-        </w:rPr>
-      </w:pPr>
-      <w:r>
-        <w:rPr>
-          <w:rFonts w:hint="eastAsia"/>
-          <w:szCs w:val="28"/>
-        </w:rPr>
-        <w:t>哲理：有關宇宙人生的根本道理。【例】他這一番話很富哲理，使我獲益良多。</w:t>
+        <w:t>遺憾轉化為對親友的祝福（「但願人長久」），展現了成熟、寬容且充滿生命智慧的境界。</w:t>
       </w:r>
     </w:p>
     <w:sectPr>
+      <w:footerReference w:type="default" r:id="rId8"/>
       <w:pgSz w:w="11906" w:h="16838"/>
       <w:pgMar w:top="567" w:right="567" w:bottom="567" w:left="567" w:header="0" w:footer="0" w:gutter="0"/>
       <w:cols w:space="720"/>
@@ -3556,7 +2300,7 @@
 </file>
 
 <file path=word/endnotes.xml><?xml version="1.0" encoding="utf-8"?>
-<w:endnotes xmlns:wpc="http://schemas.microsoft.com/office/word/2010/wordprocessingCanvas" xmlns:cx="http://schemas.microsoft.com/office/drawing/2014/chartex" xmlns:cx1="http://schemas.microsoft.com/office/drawing/2015/9/8/chartex" xmlns:cx2="http://schemas.microsoft.com/office/drawing/2015/10/21/chartex" xmlns:cx3="http://schemas.microsoft.com/office/drawing/2016/5/9/chartex" xmlns:cx4="http://schemas.microsoft.com/office/drawing/2016/5/10/chartex" xmlns:cx5="http://schemas.microsoft.com/office/drawing/2016/5/11/chartex" xmlns:cx6="http://schemas.microsoft.com/office/drawing/2016/5/12/chartex" xmlns:cx7="http://schemas.microsoft.com/office/drawing/2016/5/13/chartex" xmlns:cx8="http://schemas.microsoft.com/office/drawing/2016/5/14/chartex" xmlns:mc="http://schemas.openxmlformats.org/markup-compatibility/2006" xmlns:aink="http://schemas.microsoft.com/office/drawing/2016/ink" xmlns:am3d="http://schemas.microsoft.com/office/drawing/2017/model3d" xmlns:o="urn:schemas-microsoft-com:office:office" xmlns:oel="http://schemas.microsoft.com/office/2019/extlst" xmlns:r="http://schemas.openxmlformats.org/officeDocument/2006/relationships" xmlns:m="http://schemas.openxmlformats.org/officeDocument/2006/math" xmlns:v="urn:schemas-microsoft-com:vml" xmlns:wp14="http://schemas.microsoft.com/office/word/2010/wordprocessingDrawing" xmlns:wp="http://schemas.openxmlformats.org/drawingml/2006/wordprocessingDrawing" xmlns:w10="urn:schemas-microsoft-com:office:word" xmlns:w="http://schemas.openxmlformats.org/wordprocessingml/2006/main" xmlns:w14="http://schemas.microsoft.com/office/word/2010/wordml" xmlns:w15="http://schemas.microsoft.com/office/word/2012/wordml" xmlns:w16cex="http://schemas.microsoft.com/office/word/2018/wordml/cex" xmlns:w16cid="http://schemas.microsoft.com/office/word/2016/wordml/cid" xmlns:w16="http://schemas.microsoft.com/office/word/2018/wordml" xmlns:w16du="http://schemas.microsoft.com/office/word/2023/wordml/word16du" xmlns:w16sdtdh="http://schemas.microsoft.com/office/word/2020/wordml/sdtdatahash" xmlns:w16se="http://schemas.microsoft.com/office/word/2015/wordml/symex" xmlns:wpg="http://schemas.microsoft.com/office/word/2010/wordprocessingGroup" xmlns:wpi="http://schemas.microsoft.com/office/word/2010/wordprocessingInk" xmlns:wne="http://schemas.microsoft.com/office/word/2006/wordml" xmlns:wps="http://schemas.microsoft.com/office/word/2010/wordprocessingShape" mc:Ignorable="w14 w15 w16se w16cid w16 w16cex w16sdtdh wp14">
+<w:endnotes xmlns:wpc="http://schemas.microsoft.com/office/word/2010/wordprocessingCanvas" xmlns:cx="http://schemas.microsoft.com/office/drawing/2014/chartex" xmlns:cx1="http://schemas.microsoft.com/office/drawing/2015/9/8/chartex" xmlns:cx2="http://schemas.microsoft.com/office/drawing/2015/10/21/chartex" xmlns:cx3="http://schemas.microsoft.com/office/drawing/2016/5/9/chartex" xmlns:cx4="http://schemas.microsoft.com/office/drawing/2016/5/10/chartex" xmlns:cx5="http://schemas.microsoft.com/office/drawing/2016/5/11/chartex" xmlns:cx6="http://schemas.microsoft.com/office/drawing/2016/5/12/chartex" xmlns:cx7="http://schemas.microsoft.com/office/drawing/2016/5/13/chartex" xmlns:cx8="http://schemas.microsoft.com/office/drawing/2016/5/14/chartex" xmlns:mc="http://schemas.openxmlformats.org/markup-compatibility/2006" xmlns:aink="http://schemas.microsoft.com/office/drawing/2016/ink" xmlns:am3d="http://schemas.microsoft.com/office/drawing/2017/model3d" xmlns:o="urn:schemas-microsoft-com:office:office" xmlns:r="http://schemas.openxmlformats.org/officeDocument/2006/relationships" xmlns:m="http://schemas.openxmlformats.org/officeDocument/2006/math" xmlns:v="urn:schemas-microsoft-com:vml" xmlns:wp14="http://schemas.microsoft.com/office/word/2010/wordprocessingDrawing" xmlns:wp="http://schemas.openxmlformats.org/drawingml/2006/wordprocessingDrawing" xmlns:w10="urn:schemas-microsoft-com:office:word" xmlns:w="http://schemas.openxmlformats.org/wordprocessingml/2006/main" xmlns:w14="http://schemas.microsoft.com/office/word/2010/wordml" xmlns:w15="http://schemas.microsoft.com/office/word/2012/wordml" xmlns:w16cex="http://schemas.microsoft.com/office/word/2018/wordml/cex" xmlns:w16cid="http://schemas.microsoft.com/office/word/2016/wordml/cid" xmlns:w16="http://schemas.microsoft.com/office/word/2018/wordml" xmlns:w16sdtdh="http://schemas.microsoft.com/office/word/2020/wordml/sdtdatahash" xmlns:w16se="http://schemas.microsoft.com/office/word/2015/wordml/symex" xmlns:wpg="http://schemas.microsoft.com/office/word/2010/wordprocessingGroup" xmlns:wpi="http://schemas.microsoft.com/office/word/2010/wordprocessingInk" xmlns:wne="http://schemas.microsoft.com/office/word/2006/wordml" xmlns:wps="http://schemas.microsoft.com/office/word/2010/wordprocessingShape" mc:Ignorable="w14 w15 w16se w16cid w16 w16cex w16sdtdh wp14">
   <w:endnote w:type="separator" w:id="-1">
     <w:p>
       <w:pPr>
@@ -3581,7 +2325,7 @@
 </file>
 
 <file path=word/footer1.xml><?xml version="1.0" encoding="utf-8"?>
-<w:ftr xmlns:wpc="http://schemas.microsoft.com/office/word/2010/wordprocessingCanvas" xmlns:cx="http://schemas.microsoft.com/office/drawing/2014/chartex" xmlns:cx1="http://schemas.microsoft.com/office/drawing/2015/9/8/chartex" xmlns:cx2="http://schemas.microsoft.com/office/drawing/2015/10/21/chartex" xmlns:cx3="http://schemas.microsoft.com/office/drawing/2016/5/9/chartex" xmlns:cx4="http://schemas.microsoft.com/office/drawing/2016/5/10/chartex" xmlns:cx5="http://schemas.microsoft.com/office/drawing/2016/5/11/chartex" xmlns:cx6="http://schemas.microsoft.com/office/drawing/2016/5/12/chartex" xmlns:cx7="http://schemas.microsoft.com/office/drawing/2016/5/13/chartex" xmlns:cx8="http://schemas.microsoft.com/office/drawing/2016/5/14/chartex" xmlns:mc="http://schemas.openxmlformats.org/markup-compatibility/2006" xmlns:aink="http://schemas.microsoft.com/office/drawing/2016/ink" xmlns:am3d="http://schemas.microsoft.com/office/drawing/2017/model3d" xmlns:o="urn:schemas-microsoft-com:office:office" xmlns:oel="http://schemas.microsoft.com/office/2019/extlst" xmlns:r="http://schemas.openxmlformats.org/officeDocument/2006/relationships" xmlns:m="http://schemas.openxmlformats.org/officeDocument/2006/math" xmlns:v="urn:schemas-microsoft-com:vml" xmlns:wp14="http://schemas.microsoft.com/office/word/2010/wordprocessingDrawing" xmlns:wp="http://schemas.openxmlformats.org/drawingml/2006/wordprocessingDrawing" xmlns:w10="urn:schemas-microsoft-com:office:word" xmlns:w="http://schemas.openxmlformats.org/wordprocessingml/2006/main" xmlns:w14="http://schemas.microsoft.com/office/word/2010/wordml" xmlns:w15="http://schemas.microsoft.com/office/word/2012/wordml" xmlns:w16cex="http://schemas.microsoft.com/office/word/2018/wordml/cex" xmlns:w16cid="http://schemas.microsoft.com/office/word/2016/wordml/cid" xmlns:w16="http://schemas.microsoft.com/office/word/2018/wordml" xmlns:w16du="http://schemas.microsoft.com/office/word/2023/wordml/word16du" xmlns:w16sdtdh="http://schemas.microsoft.com/office/word/2020/wordml/sdtdatahash" xmlns:w16se="http://schemas.microsoft.com/office/word/2015/wordml/symex" xmlns:wpg="http://schemas.microsoft.com/office/word/2010/wordprocessingGroup" xmlns:wpi="http://schemas.microsoft.com/office/word/2010/wordprocessingInk" xmlns:wne="http://schemas.microsoft.com/office/word/2006/wordml" xmlns:wps="http://schemas.microsoft.com/office/word/2010/wordprocessingShape" mc:Ignorable="w14 w15 w16se w16cid w16 w16cex w16sdtdh wp14">
+<w:ftr xmlns:wpc="http://schemas.microsoft.com/office/word/2010/wordprocessingCanvas" xmlns:cx="http://schemas.microsoft.com/office/drawing/2014/chartex" xmlns:cx1="http://schemas.microsoft.com/office/drawing/2015/9/8/chartex" xmlns:cx2="http://schemas.microsoft.com/office/drawing/2015/10/21/chartex" xmlns:cx3="http://schemas.microsoft.com/office/drawing/2016/5/9/chartex" xmlns:cx4="http://schemas.microsoft.com/office/drawing/2016/5/10/chartex" xmlns:cx5="http://schemas.microsoft.com/office/drawing/2016/5/11/chartex" xmlns:cx6="http://schemas.microsoft.com/office/drawing/2016/5/12/chartex" xmlns:cx7="http://schemas.microsoft.com/office/drawing/2016/5/13/chartex" xmlns:cx8="http://schemas.microsoft.com/office/drawing/2016/5/14/chartex" xmlns:mc="http://schemas.openxmlformats.org/markup-compatibility/2006" xmlns:aink="http://schemas.microsoft.com/office/drawing/2016/ink" xmlns:am3d="http://schemas.microsoft.com/office/drawing/2017/model3d" xmlns:o="urn:schemas-microsoft-com:office:office" xmlns:r="http://schemas.openxmlformats.org/officeDocument/2006/relationships" xmlns:m="http://schemas.openxmlformats.org/officeDocument/2006/math" xmlns:v="urn:schemas-microsoft-com:vml" xmlns:wp14="http://schemas.microsoft.com/office/word/2010/wordprocessingDrawing" xmlns:wp="http://schemas.openxmlformats.org/drawingml/2006/wordprocessingDrawing" xmlns:w10="urn:schemas-microsoft-com:office:word" xmlns:w="http://schemas.openxmlformats.org/wordprocessingml/2006/main" xmlns:w14="http://schemas.microsoft.com/office/word/2010/wordml" xmlns:w15="http://schemas.microsoft.com/office/word/2012/wordml" xmlns:w16cex="http://schemas.microsoft.com/office/word/2018/wordml/cex" xmlns:w16cid="http://schemas.microsoft.com/office/word/2016/wordml/cid" xmlns:w16="http://schemas.microsoft.com/office/word/2018/wordml" xmlns:w16sdtdh="http://schemas.microsoft.com/office/word/2020/wordml/sdtdatahash" xmlns:w16se="http://schemas.microsoft.com/office/word/2015/wordml/symex" xmlns:wpg="http://schemas.microsoft.com/office/word/2010/wordprocessingGroup" xmlns:wpi="http://schemas.microsoft.com/office/word/2010/wordprocessingInk" xmlns:wne="http://schemas.microsoft.com/office/word/2006/wordml" xmlns:wps="http://schemas.microsoft.com/office/word/2010/wordprocessingShape" mc:Ignorable="w14 w15 w16se w16cid w16 w16cex w16sdtdh wp14">
   <w:sdt>
     <w:sdtPr>
       <w:id w:val="1495451635"/>
@@ -3590,10 +2334,12 @@
         <w:docPartUnique/>
       </w:docPartObj>
     </w:sdtPr>
+    <w:sdtEndPr/>
     <w:sdtContent>
       <w:p>
         <w:pPr>
           <w:pStyle w:val="a5"/>
+          <w:ind w:right="-1"/>
           <w:jc w:val="right"/>
         </w:pPr>
         <w:r>
@@ -3632,7 +2378,7 @@
 </file>
 
 <file path=word/footnotes.xml><?xml version="1.0" encoding="utf-8"?>
-<w:footnotes xmlns:wpc="http://schemas.microsoft.com/office/word/2010/wordprocessingCanvas" xmlns:cx="http://schemas.microsoft.com/office/drawing/2014/chartex" xmlns:cx1="http://schemas.microsoft.com/office/drawing/2015/9/8/chartex" xmlns:cx2="http://schemas.microsoft.com/office/drawing/2015/10/21/chartex" xmlns:cx3="http://schemas.microsoft.com/office/drawing/2016/5/9/chartex" xmlns:cx4="http://schemas.microsoft.com/office/drawing/2016/5/10/chartex" xmlns:cx5="http://schemas.microsoft.com/office/drawing/2016/5/11/chartex" xmlns:cx6="http://schemas.microsoft.com/office/drawing/2016/5/12/chartex" xmlns:cx7="http://schemas.microsoft.com/office/drawing/2016/5/13/chartex" xmlns:cx8="http://schemas.microsoft.com/office/drawing/2016/5/14/chartex" xmlns:mc="http://schemas.openxmlformats.org/markup-compatibility/2006" xmlns:aink="http://schemas.microsoft.com/office/drawing/2016/ink" xmlns:am3d="http://schemas.microsoft.com/office/drawing/2017/model3d" xmlns:o="urn:schemas-microsoft-com:office:office" xmlns:oel="http://schemas.microsoft.com/office/2019/extlst" xmlns:r="http://schemas.openxmlformats.org/officeDocument/2006/relationships" xmlns:m="http://schemas.openxmlformats.org/officeDocument/2006/math" xmlns:v="urn:schemas-microsoft-com:vml" xmlns:wp14="http://schemas.microsoft.com/office/word/2010/wordprocessingDrawing" xmlns:wp="http://schemas.openxmlformats.org/drawingml/2006/wordprocessingDrawing" xmlns:w10="urn:schemas-microsoft-com:office:word" xmlns:w="http://schemas.openxmlformats.org/wordprocessingml/2006/main" xmlns:w14="http://schemas.microsoft.com/office/word/2010/wordml" xmlns:w15="http://schemas.microsoft.com/office/word/2012/wordml" xmlns:w16cex="http://schemas.microsoft.com/office/word/2018/wordml/cex" xmlns:w16cid="http://schemas.microsoft.com/office/word/2016/wordml/cid" xmlns:w16="http://schemas.microsoft.com/office/word/2018/wordml" xmlns:w16du="http://schemas.microsoft.com/office/word/2023/wordml/word16du" xmlns:w16sdtdh="http://schemas.microsoft.com/office/word/2020/wordml/sdtdatahash" xmlns:w16se="http://schemas.microsoft.com/office/word/2015/wordml/symex" xmlns:wpg="http://schemas.microsoft.com/office/word/2010/wordprocessingGroup" xmlns:wpi="http://schemas.microsoft.com/office/word/2010/wordprocessingInk" xmlns:wne="http://schemas.microsoft.com/office/word/2006/wordml" xmlns:wps="http://schemas.microsoft.com/office/word/2010/wordprocessingShape" mc:Ignorable="w14 w15 w16se w16cid w16 w16cex w16sdtdh wp14">
+<w:footnotes xmlns:wpc="http://schemas.microsoft.com/office/word/2010/wordprocessingCanvas" xmlns:cx="http://schemas.microsoft.com/office/drawing/2014/chartex" xmlns:cx1="http://schemas.microsoft.com/office/drawing/2015/9/8/chartex" xmlns:cx2="http://schemas.microsoft.com/office/drawing/2015/10/21/chartex" xmlns:cx3="http://schemas.microsoft.com/office/drawing/2016/5/9/chartex" xmlns:cx4="http://schemas.microsoft.com/office/drawing/2016/5/10/chartex" xmlns:cx5="http://schemas.microsoft.com/office/drawing/2016/5/11/chartex" xmlns:cx6="http://schemas.microsoft.com/office/drawing/2016/5/12/chartex" xmlns:cx7="http://schemas.microsoft.com/office/drawing/2016/5/13/chartex" xmlns:cx8="http://schemas.microsoft.com/office/drawing/2016/5/14/chartex" xmlns:mc="http://schemas.openxmlformats.org/markup-compatibility/2006" xmlns:aink="http://schemas.microsoft.com/office/drawing/2016/ink" xmlns:am3d="http://schemas.microsoft.com/office/drawing/2017/model3d" xmlns:o="urn:schemas-microsoft-com:office:office" xmlns:r="http://schemas.openxmlformats.org/officeDocument/2006/relationships" xmlns:m="http://schemas.openxmlformats.org/officeDocument/2006/math" xmlns:v="urn:schemas-microsoft-com:vml" xmlns:wp14="http://schemas.microsoft.com/office/word/2010/wordprocessingDrawing" xmlns:wp="http://schemas.openxmlformats.org/drawingml/2006/wordprocessingDrawing" xmlns:w10="urn:schemas-microsoft-com:office:word" xmlns:w="http://schemas.openxmlformats.org/wordprocessingml/2006/main" xmlns:w14="http://schemas.microsoft.com/office/word/2010/wordml" xmlns:w15="http://schemas.microsoft.com/office/word/2012/wordml" xmlns:w16cex="http://schemas.microsoft.com/office/word/2018/wordml/cex" xmlns:w16cid="http://schemas.microsoft.com/office/word/2016/wordml/cid" xmlns:w16="http://schemas.microsoft.com/office/word/2018/wordml" xmlns:w16sdtdh="http://schemas.microsoft.com/office/word/2020/wordml/sdtdatahash" xmlns:w16se="http://schemas.microsoft.com/office/word/2015/wordml/symex" xmlns:wpg="http://schemas.microsoft.com/office/word/2010/wordprocessingGroup" xmlns:wpi="http://schemas.microsoft.com/office/word/2010/wordprocessingInk" xmlns:wne="http://schemas.microsoft.com/office/word/2006/wordml" xmlns:wps="http://schemas.microsoft.com/office/word/2010/wordprocessingShape" mc:Ignorable="w14 w15 w16se w16cid w16 w16cex w16sdtdh wp14">
   <w:footnote w:type="separator" w:id="-1">
     <w:p>
       <w:pPr>
@@ -3657,7 +2403,7 @@
 </file>
 
 <file path=word/numbering.xml><?xml version="1.0" encoding="utf-8"?>
-<w:numbering xmlns:wpc="http://schemas.microsoft.com/office/word/2010/wordprocessingCanvas" xmlns:cx="http://schemas.microsoft.com/office/drawing/2014/chartex" xmlns:cx1="http://schemas.microsoft.com/office/drawing/2015/9/8/chartex" xmlns:cx2="http://schemas.microsoft.com/office/drawing/2015/10/21/chartex" xmlns:cx3="http://schemas.microsoft.com/office/drawing/2016/5/9/chartex" xmlns:cx4="http://schemas.microsoft.com/office/drawing/2016/5/10/chartex" xmlns:cx5="http://schemas.microsoft.com/office/drawing/2016/5/11/chartex" xmlns:cx6="http://schemas.microsoft.com/office/drawing/2016/5/12/chartex" xmlns:cx7="http://schemas.microsoft.com/office/drawing/2016/5/13/chartex" xmlns:cx8="http://schemas.microsoft.com/office/drawing/2016/5/14/chartex" xmlns:mc="http://schemas.openxmlformats.org/markup-compatibility/2006" xmlns:aink="http://schemas.microsoft.com/office/drawing/2016/ink" xmlns:am3d="http://schemas.microsoft.com/office/drawing/2017/model3d" xmlns:o="urn:schemas-microsoft-com:office:office" xmlns:oel="http://schemas.microsoft.com/office/2019/extlst" xmlns:r="http://schemas.openxmlformats.org/officeDocument/2006/relationships" xmlns:m="http://schemas.openxmlformats.org/officeDocument/2006/math" xmlns:v="urn:schemas-microsoft-com:vml" xmlns:wp14="http://schemas.microsoft.com/office/word/2010/wordprocessingDrawing" xmlns:wp="http://schemas.openxmlformats.org/drawingml/2006/wordprocessingDrawing" xmlns:w10="urn:schemas-microsoft-com:office:word" xmlns:w="http://schemas.openxmlformats.org/wordprocessingml/2006/main" xmlns:w14="http://schemas.microsoft.com/office/word/2010/wordml" xmlns:w15="http://schemas.microsoft.com/office/word/2012/wordml" xmlns:w16cex="http://schemas.microsoft.com/office/word/2018/wordml/cex" xmlns:w16cid="http://schemas.microsoft.com/office/word/2016/wordml/cid" xmlns:w16="http://schemas.microsoft.com/office/word/2018/wordml" xmlns:w16du="http://schemas.microsoft.com/office/word/2023/wordml/word16du" xmlns:w16sdtdh="http://schemas.microsoft.com/office/word/2020/wordml/sdtdatahash" xmlns:w16se="http://schemas.microsoft.com/office/word/2015/wordml/symex" xmlns:wpg="http://schemas.microsoft.com/office/word/2010/wordprocessingGroup" xmlns:wpi="http://schemas.microsoft.com/office/word/2010/wordprocessingInk" xmlns:wne="http://schemas.microsoft.com/office/word/2006/wordml" xmlns:wps="http://schemas.microsoft.com/office/word/2010/wordprocessingShape" mc:Ignorable="w14 w15 w16se w16cid w16 w16cex w16sdtdh wp14">
+<w:numbering xmlns:wpc="http://schemas.microsoft.com/office/word/2010/wordprocessingCanvas" xmlns:cx="http://schemas.microsoft.com/office/drawing/2014/chartex" xmlns:cx1="http://schemas.microsoft.com/office/drawing/2015/9/8/chartex" xmlns:cx2="http://schemas.microsoft.com/office/drawing/2015/10/21/chartex" xmlns:cx3="http://schemas.microsoft.com/office/drawing/2016/5/9/chartex" xmlns:cx4="http://schemas.microsoft.com/office/drawing/2016/5/10/chartex" xmlns:cx5="http://schemas.microsoft.com/office/drawing/2016/5/11/chartex" xmlns:cx6="http://schemas.microsoft.com/office/drawing/2016/5/12/chartex" xmlns:cx7="http://schemas.microsoft.com/office/drawing/2016/5/13/chartex" xmlns:cx8="http://schemas.microsoft.com/office/drawing/2016/5/14/chartex" xmlns:mc="http://schemas.openxmlformats.org/markup-compatibility/2006" xmlns:aink="http://schemas.microsoft.com/office/drawing/2016/ink" xmlns:am3d="http://schemas.microsoft.com/office/drawing/2017/model3d" xmlns:o="urn:schemas-microsoft-com:office:office" xmlns:r="http://schemas.openxmlformats.org/officeDocument/2006/relationships" xmlns:m="http://schemas.openxmlformats.org/officeDocument/2006/math" xmlns:v="urn:schemas-microsoft-com:vml" xmlns:wp14="http://schemas.microsoft.com/office/word/2010/wordprocessingDrawing" xmlns:wp="http://schemas.openxmlformats.org/drawingml/2006/wordprocessingDrawing" xmlns:w10="urn:schemas-microsoft-com:office:word" xmlns:w="http://schemas.openxmlformats.org/wordprocessingml/2006/main" xmlns:w14="http://schemas.microsoft.com/office/word/2010/wordml" xmlns:w15="http://schemas.microsoft.com/office/word/2012/wordml" xmlns:w16cex="http://schemas.microsoft.com/office/word/2018/wordml/cex" xmlns:w16cid="http://schemas.microsoft.com/office/word/2016/wordml/cid" xmlns:w16="http://schemas.microsoft.com/office/word/2018/wordml" xmlns:w16sdtdh="http://schemas.microsoft.com/office/word/2020/wordml/sdtdatahash" xmlns:w16se="http://schemas.microsoft.com/office/word/2015/wordml/symex" xmlns:wpg="http://schemas.microsoft.com/office/word/2010/wordprocessingGroup" xmlns:wpi="http://schemas.microsoft.com/office/word/2010/wordprocessingInk" xmlns:wne="http://schemas.microsoft.com/office/word/2006/wordml" xmlns:wps="http://schemas.microsoft.com/office/word/2010/wordprocessingShape" mc:Ignorable="w14 w15 w16se w16cid w16 w16cex w16sdtdh wp14">
   <w:abstractNum w:abstractNumId="0" w15:restartNumberingAfterBreak="0">
     <w:nsid w:val="00237902"/>
     <w:multiLevelType w:val="hybridMultilevel"/>
@@ -7169,100 +5915,100 @@
       </w:rPr>
     </w:lvl>
   </w:abstractNum>
-  <w:num w:numId="1" w16cid:durableId="1841851666">
+  <w:num w:numId="1">
     <w:abstractNumId w:val="19"/>
   </w:num>
-  <w:num w:numId="2" w16cid:durableId="124205906">
+  <w:num w:numId="2">
     <w:abstractNumId w:val="17"/>
   </w:num>
-  <w:num w:numId="3" w16cid:durableId="841968051">
+  <w:num w:numId="3">
     <w:abstractNumId w:val="20"/>
   </w:num>
-  <w:num w:numId="4" w16cid:durableId="1786462299">
+  <w:num w:numId="4">
     <w:abstractNumId w:val="8"/>
   </w:num>
-  <w:num w:numId="5" w16cid:durableId="519242602">
+  <w:num w:numId="5">
     <w:abstractNumId w:val="9"/>
   </w:num>
-  <w:num w:numId="6" w16cid:durableId="1695233673">
+  <w:num w:numId="6">
     <w:abstractNumId w:val="22"/>
   </w:num>
-  <w:num w:numId="7" w16cid:durableId="913853542">
+  <w:num w:numId="7">
     <w:abstractNumId w:val="14"/>
   </w:num>
-  <w:num w:numId="8" w16cid:durableId="1910771399">
+  <w:num w:numId="8">
     <w:abstractNumId w:val="12"/>
   </w:num>
-  <w:num w:numId="9" w16cid:durableId="942691393">
+  <w:num w:numId="9">
     <w:abstractNumId w:val="29"/>
   </w:num>
-  <w:num w:numId="10" w16cid:durableId="1013186656">
+  <w:num w:numId="10">
     <w:abstractNumId w:val="5"/>
   </w:num>
-  <w:num w:numId="11" w16cid:durableId="721557150">
+  <w:num w:numId="11">
     <w:abstractNumId w:val="23"/>
   </w:num>
-  <w:num w:numId="12" w16cid:durableId="172182769">
+  <w:num w:numId="12">
     <w:abstractNumId w:val="2"/>
   </w:num>
-  <w:num w:numId="13" w16cid:durableId="1147629156">
+  <w:num w:numId="13">
     <w:abstractNumId w:val="16"/>
   </w:num>
-  <w:num w:numId="14" w16cid:durableId="189613212">
+  <w:num w:numId="14">
     <w:abstractNumId w:val="18"/>
   </w:num>
-  <w:num w:numId="15" w16cid:durableId="988098106">
+  <w:num w:numId="15">
     <w:abstractNumId w:val="15"/>
   </w:num>
-  <w:num w:numId="16" w16cid:durableId="1288897638">
+  <w:num w:numId="16">
     <w:abstractNumId w:val="25"/>
   </w:num>
-  <w:num w:numId="17" w16cid:durableId="142546625">
+  <w:num w:numId="17">
     <w:abstractNumId w:val="4"/>
   </w:num>
-  <w:num w:numId="18" w16cid:durableId="1293948036">
+  <w:num w:numId="18">
     <w:abstractNumId w:val="13"/>
   </w:num>
-  <w:num w:numId="19" w16cid:durableId="1173834982">
+  <w:num w:numId="19">
     <w:abstractNumId w:val="21"/>
   </w:num>
-  <w:num w:numId="20" w16cid:durableId="2027831691">
+  <w:num w:numId="20">
     <w:abstractNumId w:val="3"/>
   </w:num>
-  <w:num w:numId="21" w16cid:durableId="314799758">
+  <w:num w:numId="21">
     <w:abstractNumId w:val="1"/>
   </w:num>
-  <w:num w:numId="22" w16cid:durableId="1354570293">
+  <w:num w:numId="22">
     <w:abstractNumId w:val="10"/>
   </w:num>
-  <w:num w:numId="23" w16cid:durableId="1424453302">
+  <w:num w:numId="23">
     <w:abstractNumId w:val="7"/>
   </w:num>
-  <w:num w:numId="24" w16cid:durableId="1028606080">
+  <w:num w:numId="24">
     <w:abstractNumId w:val="11"/>
   </w:num>
-  <w:num w:numId="25" w16cid:durableId="586159370">
+  <w:num w:numId="25">
     <w:abstractNumId w:val="24"/>
   </w:num>
-  <w:num w:numId="26" w16cid:durableId="950042391">
+  <w:num w:numId="26">
     <w:abstractNumId w:val="30"/>
   </w:num>
-  <w:num w:numId="27" w16cid:durableId="2092502089">
+  <w:num w:numId="27">
     <w:abstractNumId w:val="0"/>
   </w:num>
-  <w:num w:numId="28" w16cid:durableId="1157915356">
+  <w:num w:numId="28">
     <w:abstractNumId w:val="26"/>
   </w:num>
-  <w:num w:numId="29" w16cid:durableId="1086422014">
+  <w:num w:numId="29">
     <w:abstractNumId w:val="6"/>
   </w:num>
-  <w:num w:numId="30" w16cid:durableId="469830308">
+  <w:num w:numId="30">
     <w:abstractNumId w:val="28"/>
   </w:num>
-  <w:num w:numId="31" w16cid:durableId="605041396">
+  <w:num w:numId="31">
     <w:abstractNumId w:val="27"/>
   </w:num>
-  <w:num w:numId="32" w16cid:durableId="1214001998">
+  <w:num w:numId="32">
     <w:abstractNumId w:val="31"/>
   </w:num>
   <w:numIdMacAtCleanup w:val="7"/>
